--- a/fuentes/228145_CF03_DU.docx
+++ b/fuentes/228145_CF03_DU.docx
@@ -548,6 +548,7 @@
           <w:docPartUnique/>
         </w:docPartObj>
       </w:sdtPr>
+      <w:sdtEndPr/>
       <w:sdtContent>
         <w:p>
           <w:pPr>
@@ -997,7 +998,7 @@
                 <w:noProof/>
                 <w:webHidden/>
               </w:rPr>
-              <w:t>19</w:t>
+              <w:t>18</w:t>
             </w:r>
             <w:r>
               <w:rPr>
@@ -1071,7 +1072,7 @@
                 <w:noProof/>
                 <w:webHidden/>
               </w:rPr>
-              <w:t>25</w:t>
+              <w:t>24</w:t>
             </w:r>
             <w:r>
               <w:rPr>
@@ -1144,7 +1145,7 @@
                 <w:noProof/>
                 <w:webHidden/>
               </w:rPr>
-              <w:t>26</w:t>
+              <w:t>25</w:t>
             </w:r>
             <w:r>
               <w:rPr>
@@ -1217,7 +1218,7 @@
                 <w:noProof/>
                 <w:webHidden/>
               </w:rPr>
-              <w:t>28</w:t>
+              <w:t>27</w:t>
             </w:r>
             <w:r>
               <w:rPr>
@@ -1290,7 +1291,7 @@
                 <w:noProof/>
                 <w:webHidden/>
               </w:rPr>
-              <w:t>32</w:t>
+              <w:t>30</w:t>
             </w:r>
             <w:r>
               <w:rPr>
@@ -1363,7 +1364,7 @@
                 <w:noProof/>
                 <w:webHidden/>
               </w:rPr>
-              <w:t>34</w:t>
+              <w:t>32</w:t>
             </w:r>
             <w:r>
               <w:rPr>
@@ -1436,7 +1437,7 @@
                 <w:noProof/>
                 <w:webHidden/>
               </w:rPr>
-              <w:t>36</w:t>
+              <w:t>34</w:t>
             </w:r>
             <w:r>
               <w:rPr>
@@ -1509,7 +1510,7 @@
                 <w:noProof/>
                 <w:webHidden/>
               </w:rPr>
-              <w:t>38</w:t>
+              <w:t>36</w:t>
             </w:r>
             <w:r>
               <w:rPr>
@@ -1583,7 +1584,7 @@
                 <w:noProof/>
                 <w:webHidden/>
               </w:rPr>
-              <w:t>41</w:t>
+              <w:t>39</w:t>
             </w:r>
             <w:r>
               <w:rPr>
@@ -1656,7 +1657,7 @@
                 <w:noProof/>
                 <w:webHidden/>
               </w:rPr>
-              <w:t>42</w:t>
+              <w:t>39</w:t>
             </w:r>
             <w:r>
               <w:rPr>
@@ -1729,7 +1730,7 @@
                 <w:noProof/>
                 <w:webHidden/>
               </w:rPr>
-              <w:t>43</w:t>
+              <w:t>40</w:t>
             </w:r>
             <w:r>
               <w:rPr>
@@ -1802,7 +1803,7 @@
                 <w:noProof/>
                 <w:webHidden/>
               </w:rPr>
-              <w:t>44</w:t>
+              <w:t>42</w:t>
             </w:r>
             <w:r>
               <w:rPr>
@@ -1875,7 +1876,7 @@
                 <w:noProof/>
                 <w:webHidden/>
               </w:rPr>
-              <w:t>46</w:t>
+              <w:t>44</w:t>
             </w:r>
             <w:r>
               <w:rPr>
@@ -1949,7 +1950,7 @@
                 <w:noProof/>
                 <w:webHidden/>
               </w:rPr>
-              <w:t>48</w:t>
+              <w:t>46</w:t>
             </w:r>
             <w:r>
               <w:rPr>
@@ -2022,7 +2023,7 @@
                 <w:noProof/>
                 <w:webHidden/>
               </w:rPr>
-              <w:t>49</w:t>
+              <w:t>47</w:t>
             </w:r>
             <w:r>
               <w:rPr>
@@ -2095,7 +2096,7 @@
                 <w:noProof/>
                 <w:webHidden/>
               </w:rPr>
-              <w:t>52</w:t>
+              <w:t>50</w:t>
             </w:r>
             <w:r>
               <w:rPr>
@@ -2168,7 +2169,7 @@
                 <w:noProof/>
                 <w:webHidden/>
               </w:rPr>
-              <w:t>54</w:t>
+              <w:t>52</w:t>
             </w:r>
             <w:r>
               <w:rPr>
@@ -2241,7 +2242,7 @@
                 <w:noProof/>
                 <w:webHidden/>
               </w:rPr>
-              <w:t>55</w:t>
+              <w:t>53</w:t>
             </w:r>
             <w:r>
               <w:rPr>
@@ -2314,7 +2315,7 @@
                 <w:noProof/>
                 <w:webHidden/>
               </w:rPr>
-              <w:t>57</w:t>
+              <w:t>55</w:t>
             </w:r>
             <w:r>
               <w:rPr>
@@ -2388,7 +2389,7 @@
                 <w:noProof/>
                 <w:webHidden/>
               </w:rPr>
-              <w:t>59</w:t>
+              <w:t>57</w:t>
             </w:r>
             <w:r>
               <w:rPr>
@@ -2461,7 +2462,7 @@
                 <w:noProof/>
                 <w:webHidden/>
               </w:rPr>
-              <w:t>59</w:t>
+              <w:t>57</w:t>
             </w:r>
             <w:r>
               <w:rPr>
@@ -2534,7 +2535,7 @@
                 <w:noProof/>
                 <w:webHidden/>
               </w:rPr>
-              <w:t>61</w:t>
+              <w:t>59</w:t>
             </w:r>
             <w:r>
               <w:rPr>
@@ -2607,7 +2608,7 @@
                 <w:noProof/>
                 <w:webHidden/>
               </w:rPr>
-              <w:t>62</w:t>
+              <w:t>60</w:t>
             </w:r>
             <w:r>
               <w:rPr>
@@ -2681,7 +2682,7 @@
                 <w:noProof/>
                 <w:webHidden/>
               </w:rPr>
-              <w:t>65</w:t>
+              <w:t>63</w:t>
             </w:r>
             <w:r>
               <w:rPr>
@@ -2754,7 +2755,7 @@
                 <w:noProof/>
                 <w:webHidden/>
               </w:rPr>
-              <w:t>66</w:t>
+              <w:t>64</w:t>
             </w:r>
             <w:r>
               <w:rPr>
@@ -2827,7 +2828,7 @@
                 <w:noProof/>
                 <w:webHidden/>
               </w:rPr>
-              <w:t>67</w:t>
+              <w:t>65</w:t>
             </w:r>
             <w:r>
               <w:rPr>
@@ -2900,7 +2901,7 @@
                 <w:noProof/>
                 <w:webHidden/>
               </w:rPr>
-              <w:t>68</w:t>
+              <w:t>66</w:t>
             </w:r>
             <w:r>
               <w:rPr>
@@ -2973,7 +2974,7 @@
                 <w:noProof/>
                 <w:webHidden/>
               </w:rPr>
-              <w:t>69</w:t>
+              <w:t>67</w:t>
             </w:r>
             <w:r>
               <w:rPr>
@@ -3047,7 +3048,7 @@
                 <w:noProof/>
                 <w:webHidden/>
               </w:rPr>
-              <w:t>71</w:t>
+              <w:t>69</w:t>
             </w:r>
             <w:r>
               <w:rPr>
@@ -3120,7 +3121,7 @@
                 <w:noProof/>
                 <w:webHidden/>
               </w:rPr>
-              <w:t>72</w:t>
+              <w:t>70</w:t>
             </w:r>
             <w:r>
               <w:rPr>
@@ -3193,7 +3194,7 @@
                 <w:noProof/>
                 <w:webHidden/>
               </w:rPr>
-              <w:t>73</w:t>
+              <w:t>71</w:t>
             </w:r>
             <w:r>
               <w:rPr>
@@ -3266,7 +3267,7 @@
                 <w:noProof/>
                 <w:webHidden/>
               </w:rPr>
-              <w:t>75</w:t>
+              <w:t>73</w:t>
             </w:r>
             <w:r>
               <w:rPr>
@@ -3339,7 +3340,7 @@
                 <w:noProof/>
                 <w:webHidden/>
               </w:rPr>
-              <w:t>77</w:t>
+              <w:t>74</w:t>
             </w:r>
             <w:r>
               <w:rPr>
@@ -3412,7 +3413,7 @@
                 <w:noProof/>
                 <w:webHidden/>
               </w:rPr>
-              <w:t>80</w:t>
+              <w:t>77</w:t>
             </w:r>
             <w:r>
               <w:rPr>
@@ -3485,7 +3486,7 @@
                 <w:noProof/>
                 <w:webHidden/>
               </w:rPr>
-              <w:t>82</w:t>
+              <w:t>79</w:t>
             </w:r>
             <w:r>
               <w:rPr>
@@ -3558,7 +3559,7 @@
                 <w:noProof/>
                 <w:webHidden/>
               </w:rPr>
-              <w:t>84</w:t>
+              <w:t>81</w:t>
             </w:r>
             <w:r>
               <w:rPr>
@@ -3631,7 +3632,7 @@
                 <w:noProof/>
                 <w:webHidden/>
               </w:rPr>
-              <w:t>86</w:t>
+              <w:t>83</w:t>
             </w:r>
             <w:r>
               <w:rPr>
@@ -4867,15 +4868,6 @@
     </w:p>
     <w:p>
       <w:pPr>
-        <w:rPr>
-          <w:rFonts w:ascii="Calibri" w:eastAsia="Calibri" w:hAnsi="Calibri" w:cs="Times New Roman"/>
-          <w:lang w:eastAsia="es-CO"/>
-          <w14:ligatures w14:val="none"/>
-        </w:rPr>
-      </w:pPr>
-    </w:p>
-    <w:p>
-      <w:pPr>
         <w:pStyle w:val="Prrafodelista"/>
         <w:numPr>
           <w:ilvl w:val="0"/>
@@ -5359,15 +5351,6 @@
     </w:p>
     <w:p>
       <w:pPr>
-        <w:rPr>
-          <w:rFonts w:ascii="Calibri" w:eastAsia="Calibri" w:hAnsi="Calibri" w:cs="Times New Roman"/>
-          <w:lang w:eastAsia="es-CO"/>
-          <w14:ligatures w14:val="none"/>
-        </w:rPr>
-      </w:pPr>
-    </w:p>
-    <w:p>
-      <w:pPr>
         <w:pStyle w:val="Prrafodelista"/>
         <w:numPr>
           <w:ilvl w:val="0"/>
@@ -5405,15 +5388,6 @@
           <w14:ligatures w14:val="none"/>
         </w:rPr>
       </w:pPr>
-    </w:p>
-    <w:p>
-      <w:pPr>
-        <w:rPr>
-          <w:rFonts w:ascii="Calibri" w:eastAsia="Calibri" w:hAnsi="Calibri" w:cs="Times New Roman"/>
-          <w:lang w:eastAsia="es-CO"/>
-          <w14:ligatures w14:val="none"/>
-        </w:rPr>
-      </w:pPr>
       <w:r>
         <w:rPr>
           <w:rFonts w:ascii="Calibri" w:eastAsia="Calibri" w:hAnsi="Calibri" w:cs="Times New Roman"/>
@@ -5459,7 +5433,6 @@
           <w:lang w:eastAsia="es-CO"/>
           <w14:ligatures w14:val="none"/>
         </w:rPr>
-        <w:lastRenderedPageBreak/>
         <w:t>Poseen una organización fija y definida.</w:t>
       </w:r>
     </w:p>
@@ -5504,6 +5477,7 @@
           <w:lang w:eastAsia="es-CO"/>
           <w14:ligatures w14:val="none"/>
         </w:rPr>
+        <w:lastRenderedPageBreak/>
         <w:t>Mantienen relaciones entre datos.</w:t>
       </w:r>
     </w:p>
@@ -5822,15 +5796,6 @@
     </w:p>
     <w:p>
       <w:pPr>
-        <w:rPr>
-          <w:rFonts w:ascii="Calibri" w:eastAsia="Calibri" w:hAnsi="Calibri" w:cs="Times New Roman"/>
-          <w:lang w:eastAsia="es-CO"/>
-          <w14:ligatures w14:val="none"/>
-        </w:rPr>
-      </w:pPr>
-    </w:p>
-    <w:p>
-      <w:pPr>
         <w:pStyle w:val="Prrafodelista"/>
         <w:numPr>
           <w:ilvl w:val="0"/>
@@ -5868,15 +5833,6 @@
           <w14:ligatures w14:val="none"/>
         </w:rPr>
       </w:pPr>
-    </w:p>
-    <w:p>
-      <w:pPr>
-        <w:rPr>
-          <w:rFonts w:ascii="Calibri" w:eastAsia="Calibri" w:hAnsi="Calibri" w:cs="Times New Roman"/>
-          <w:lang w:eastAsia="es-CO"/>
-          <w14:ligatures w14:val="none"/>
-        </w:rPr>
-      </w:pPr>
       <w:r>
         <w:rPr>
           <w:rFonts w:ascii="Calibri" w:eastAsia="Calibri" w:hAnsi="Calibri" w:cs="Times New Roman"/>
@@ -5914,7 +5870,6 @@
           <w:lang w:eastAsia="es-CO"/>
           <w14:ligatures w14:val="none"/>
         </w:rPr>
-        <w:lastRenderedPageBreak/>
         <w:t>Características de los datos semiestructurados:</w:t>
       </w:r>
     </w:p>
@@ -6003,6 +5958,7 @@
           <w:lang w:eastAsia="es-CO"/>
           <w14:ligatures w14:val="none"/>
         </w:rPr>
+        <w:lastRenderedPageBreak/>
         <w:t>Facilitan el intercambio de información entre aplicaciones.</w:t>
       </w:r>
     </w:p>
@@ -6030,17 +5986,6 @@
     </w:p>
     <w:p>
       <w:pPr>
-        <w:pStyle w:val="Prrafodelista"/>
-        <w:ind w:left="1429" w:firstLine="0"/>
-        <w:rPr>
-          <w:rFonts w:ascii="Calibri" w:eastAsia="Calibri" w:hAnsi="Calibri" w:cs="Times New Roman"/>
-          <w:lang w:eastAsia="es-CO"/>
-          <w14:ligatures w14:val="none"/>
-        </w:rPr>
-      </w:pPr>
-    </w:p>
-    <w:p>
-      <w:pPr>
         <w:rPr>
           <w:rFonts w:ascii="Calibri" w:eastAsia="Calibri" w:hAnsi="Calibri" w:cs="Times New Roman"/>
           <w:lang w:eastAsia="es-CO"/>
@@ -6234,15 +6179,6 @@
         </w:rPr>
         <w:t>En este caso, la información posee organización mediante etiquetas, pero no requiere una estructura fija en todos los registros.</w:t>
       </w:r>
-    </w:p>
-    <w:p>
-      <w:pPr>
-        <w:rPr>
-          <w:rFonts w:ascii="Calibri" w:eastAsia="Calibri" w:hAnsi="Calibri" w:cs="Times New Roman"/>
-          <w:lang w:eastAsia="es-CO"/>
-          <w14:ligatures w14:val="none"/>
-        </w:rPr>
-      </w:pPr>
     </w:p>
     <w:p>
       <w:pPr>
@@ -6289,6 +6225,7 @@
           <w:lang w:eastAsia="es-CO"/>
           <w14:ligatures w14:val="none"/>
         </w:rPr>
+        <w:lastRenderedPageBreak/>
         <w:t>Los sistemas modernos utilizan tecnologías especializadas para almacenar y procesar este tipo de información debido a su complejidad y volumen.</w:t>
       </w:r>
     </w:p>
@@ -6604,47 +6541,38 @@
           <w:lang w:eastAsia="es-CO"/>
           <w14:ligatures w14:val="none"/>
         </w:rPr>
+        <w:t>Por ejemplo, un video publicado en una plataforma digital contiene información visual, auditiva y textual que no puede organizarse fácilmente en tablas tradicionales.</w:t>
+      </w:r>
+    </w:p>
+    <w:p>
+      <w:pPr>
+        <w:rPr>
+          <w:rFonts w:ascii="Calibri" w:eastAsia="Calibri" w:hAnsi="Calibri" w:cs="Times New Roman"/>
+          <w:lang w:eastAsia="es-CO"/>
+          <w14:ligatures w14:val="none"/>
+        </w:rPr>
+      </w:pPr>
+      <w:r>
+        <w:rPr>
+          <w:rFonts w:ascii="Calibri" w:eastAsia="Calibri" w:hAnsi="Calibri" w:cs="Times New Roman"/>
+          <w:lang w:eastAsia="es-CO"/>
+          <w14:ligatures w14:val="none"/>
+        </w:rPr>
+        <w:t>Con el fin de identificar las principales diferencias entre los modelos de datos estructurados, semiestructurados y desestructurados, a continuación, se presenta una comparación relacionada con su organización, ejemplos y tecnologías utilizadas para su almacenamiento y procesamiento.</w:t>
+      </w:r>
+    </w:p>
+    <w:p>
+      <w:pPr>
+        <w:pStyle w:val="Tabla"/>
+        <w:rPr>
+          <w:lang w:eastAsia="es-CO"/>
+        </w:rPr>
+      </w:pPr>
+      <w:r>
+        <w:rPr>
+          <w:lang w:eastAsia="es-CO"/>
+        </w:rPr>
         <w:lastRenderedPageBreak/>
-        <w:t>Por ejemplo, un video publicado en una plataforma digital contiene información visual, auditiva y textual que no puede organizarse fácilmente en tablas tradicionales.</w:t>
-      </w:r>
-    </w:p>
-    <w:p>
-      <w:pPr>
-        <w:rPr>
-          <w:rFonts w:ascii="Calibri" w:eastAsia="Calibri" w:hAnsi="Calibri" w:cs="Times New Roman"/>
-          <w:lang w:eastAsia="es-CO"/>
-          <w14:ligatures w14:val="none"/>
-        </w:rPr>
-      </w:pPr>
-      <w:r>
-        <w:rPr>
-          <w:rFonts w:ascii="Calibri" w:eastAsia="Calibri" w:hAnsi="Calibri" w:cs="Times New Roman"/>
-          <w:lang w:eastAsia="es-CO"/>
-          <w14:ligatures w14:val="none"/>
-        </w:rPr>
-        <w:t>Con el fin de identificar las principales diferencias entre los modelos de datos estructurados, semiestructurados y desestructurados, a continuación, se presenta una comparación relacionada con su organización, ejemplos y tecnologías utilizadas para su almacenamiento y procesamiento.</w:t>
-      </w:r>
-    </w:p>
-    <w:p>
-      <w:pPr>
-        <w:rPr>
-          <w:rFonts w:ascii="Calibri" w:eastAsia="Calibri" w:hAnsi="Calibri" w:cs="Times New Roman"/>
-          <w:lang w:eastAsia="es-CO"/>
-          <w14:ligatures w14:val="none"/>
-        </w:rPr>
-      </w:pPr>
-    </w:p>
-    <w:p>
-      <w:pPr>
-        <w:pStyle w:val="Tabla"/>
-        <w:rPr>
-          <w:lang w:eastAsia="es-CO"/>
-        </w:rPr>
-      </w:pPr>
-      <w:r>
-        <w:rPr>
-          <w:lang w:eastAsia="es-CO"/>
-        </w:rPr>
         <w:t>Comparación de los modelos de datos</w:t>
       </w:r>
     </w:p>
@@ -6990,7 +6918,6 @@
       </w:pPr>
       <w:bookmarkStart w:id="5" w:name="_Toc230282732"/>
       <w:r>
-        <w:lastRenderedPageBreak/>
         <w:t xml:space="preserve">Bases de datos relacionales, NoSQL y </w:t>
       </w:r>
       <w:proofErr w:type="spellStart"/>
@@ -7065,15 +6992,6 @@
         </w:rPr>
         <w:t xml:space="preserve"> y soluciones orientadas al análisis de grandes volúmenes de datos.</w:t>
       </w:r>
-    </w:p>
-    <w:p>
-      <w:pPr>
-        <w:rPr>
-          <w:rFonts w:ascii="Calibri" w:eastAsia="Calibri" w:hAnsi="Calibri" w:cs="Times New Roman"/>
-          <w:lang w:eastAsia="es-CO"/>
-          <w14:ligatures w14:val="none"/>
-        </w:rPr>
-      </w:pPr>
     </w:p>
     <w:p>
       <w:pPr>
@@ -7095,6 +7013,7 @@
           <w:lang w:eastAsia="es-CO"/>
           <w14:ligatures w14:val="none"/>
         </w:rPr>
+        <w:lastRenderedPageBreak/>
         <w:t>Bases de datos relacionales</w:t>
       </w:r>
     </w:p>
@@ -7242,7 +7161,6 @@
           <w:lang w:eastAsia="es-CO"/>
           <w14:ligatures w14:val="none"/>
         </w:rPr>
-        <w:lastRenderedPageBreak/>
         <w:t>Garantizan integridad y consistencia de los datos.</w:t>
       </w:r>
     </w:p>
@@ -7415,6 +7333,24 @@
     </w:p>
     <w:p>
       <w:pPr>
+        <w:rPr>
+          <w:rFonts w:ascii="Calibri" w:eastAsia="Calibri" w:hAnsi="Calibri" w:cs="Times New Roman"/>
+          <w:lang w:eastAsia="es-CO"/>
+          <w14:ligatures w14:val="none"/>
+        </w:rPr>
+      </w:pPr>
+    </w:p>
+    <w:p>
+      <w:pPr>
+        <w:rPr>
+          <w:rFonts w:ascii="Calibri" w:eastAsia="Calibri" w:hAnsi="Calibri" w:cs="Times New Roman"/>
+          <w:lang w:eastAsia="es-CO"/>
+          <w14:ligatures w14:val="none"/>
+        </w:rPr>
+      </w:pPr>
+    </w:p>
+    <w:p>
+      <w:pPr>
         <w:pStyle w:val="Tabla"/>
         <w:rPr>
           <w:lang w:eastAsia="es-CO"/>
@@ -7424,6 +7360,7 @@
         <w:rPr>
           <w:lang w:eastAsia="es-CO"/>
         </w:rPr>
+        <w:lastRenderedPageBreak/>
         <w:t>Ejemplo de estructura relacional</w:t>
       </w:r>
     </w:p>
@@ -7626,15 +7563,6 @@
     </w:p>
     <w:p>
       <w:pPr>
-        <w:rPr>
-          <w:rFonts w:ascii="Calibri" w:eastAsia="Calibri" w:hAnsi="Calibri" w:cs="Times New Roman"/>
-          <w:lang w:eastAsia="es-CO"/>
-          <w14:ligatures w14:val="none"/>
-        </w:rPr>
-      </w:pPr>
-    </w:p>
-    <w:p>
-      <w:pPr>
         <w:pStyle w:val="Prrafodelista"/>
         <w:numPr>
           <w:ilvl w:val="0"/>
@@ -7689,15 +7617,6 @@
           <w14:ligatures w14:val="none"/>
         </w:rPr>
       </w:pPr>
-    </w:p>
-    <w:p>
-      <w:pPr>
-        <w:rPr>
-          <w:rFonts w:ascii="Calibri" w:eastAsia="Calibri" w:hAnsi="Calibri" w:cs="Times New Roman"/>
-          <w:lang w:eastAsia="es-CO"/>
-          <w14:ligatures w14:val="none"/>
-        </w:rPr>
-      </w:pPr>
       <w:r>
         <w:rPr>
           <w:rFonts w:ascii="Calibri" w:eastAsia="Calibri" w:hAnsi="Calibri" w:cs="Times New Roman"/>
@@ -7905,6 +7824,14 @@
         </w:rPr>
         <w:t>Tipos de bases de datos NoSQL</w:t>
       </w:r>
+      <w:r>
+        <w:rPr>
+          <w:rFonts w:ascii="Calibri" w:eastAsia="Calibri" w:hAnsi="Calibri" w:cs="Times New Roman"/>
+          <w:lang w:eastAsia="es-CO"/>
+          <w14:ligatures w14:val="none"/>
+        </w:rPr>
+        <w:t>.</w:t>
+      </w:r>
     </w:p>
     <w:p>
       <w:pPr>
@@ -7947,6 +7874,7 @@
           <w:lang w:eastAsia="es-CO"/>
           <w14:ligatures w14:val="none"/>
         </w:rPr>
+        <w:lastRenderedPageBreak/>
         <w:t>Bases de datos clave-valor.</w:t>
       </w:r>
     </w:p>
@@ -8174,126 +8102,126 @@
           <w:lang w:eastAsia="es-CO"/>
           <w14:ligatures w14:val="none"/>
         </w:rPr>
+        <w:t xml:space="preserve">  "ciudad": "Bogotá",</w:t>
+      </w:r>
+    </w:p>
+    <w:p>
+      <w:pPr>
+        <w:rPr>
+          <w:rFonts w:ascii="Calibri" w:eastAsia="Calibri" w:hAnsi="Calibri" w:cs="Times New Roman"/>
+          <w:lang w:eastAsia="es-CO"/>
+          <w14:ligatures w14:val="none"/>
+        </w:rPr>
+      </w:pPr>
+      <w:r>
+        <w:rPr>
+          <w:rFonts w:ascii="Calibri" w:eastAsia="Calibri" w:hAnsi="Calibri" w:cs="Times New Roman"/>
+          <w:lang w:eastAsia="es-CO"/>
+          <w14:ligatures w14:val="none"/>
+        </w:rPr>
+        <w:t xml:space="preserve">  "productos": [</w:t>
+      </w:r>
+    </w:p>
+    <w:p>
+      <w:pPr>
+        <w:rPr>
+          <w:rFonts w:ascii="Calibri" w:eastAsia="Calibri" w:hAnsi="Calibri" w:cs="Times New Roman"/>
+          <w:lang w:eastAsia="es-CO"/>
+          <w14:ligatures w14:val="none"/>
+        </w:rPr>
+      </w:pPr>
+      <w:r>
+        <w:rPr>
+          <w:rFonts w:ascii="Calibri" w:eastAsia="Calibri" w:hAnsi="Calibri" w:cs="Times New Roman"/>
+          <w:lang w:eastAsia="es-CO"/>
+          <w14:ligatures w14:val="none"/>
+        </w:rPr>
+        <w:t xml:space="preserve">    "Portátil",</w:t>
+      </w:r>
+    </w:p>
+    <w:p>
+      <w:pPr>
+        <w:rPr>
+          <w:rFonts w:ascii="Calibri" w:eastAsia="Calibri" w:hAnsi="Calibri" w:cs="Times New Roman"/>
+          <w:lang w:eastAsia="es-CO"/>
+          <w14:ligatures w14:val="none"/>
+        </w:rPr>
+      </w:pPr>
+      <w:r>
+        <w:rPr>
+          <w:rFonts w:ascii="Calibri" w:eastAsia="Calibri" w:hAnsi="Calibri" w:cs="Times New Roman"/>
+          <w:lang w:eastAsia="es-CO"/>
+          <w14:ligatures w14:val="none"/>
+        </w:rPr>
+        <w:t xml:space="preserve">    "Teclado"</w:t>
+      </w:r>
+    </w:p>
+    <w:p>
+      <w:pPr>
+        <w:rPr>
+          <w:rFonts w:ascii="Calibri" w:eastAsia="Calibri" w:hAnsi="Calibri" w:cs="Times New Roman"/>
+          <w:lang w:eastAsia="es-CO"/>
+          <w14:ligatures w14:val="none"/>
+        </w:rPr>
+      </w:pPr>
+      <w:r>
+        <w:rPr>
+          <w:rFonts w:ascii="Calibri" w:eastAsia="Calibri" w:hAnsi="Calibri" w:cs="Times New Roman"/>
+          <w:lang w:eastAsia="es-CO"/>
+          <w14:ligatures w14:val="none"/>
+        </w:rPr>
+        <w:t xml:space="preserve">  ]</w:t>
+      </w:r>
+    </w:p>
+    <w:p>
+      <w:pPr>
+        <w:rPr>
+          <w:rFonts w:ascii="Calibri" w:eastAsia="Calibri" w:hAnsi="Calibri" w:cs="Times New Roman"/>
+          <w:lang w:eastAsia="es-CO"/>
+          <w14:ligatures w14:val="none"/>
+        </w:rPr>
+      </w:pPr>
+      <w:r>
+        <w:rPr>
+          <w:rFonts w:ascii="Calibri" w:eastAsia="Calibri" w:hAnsi="Calibri" w:cs="Times New Roman"/>
+          <w:lang w:eastAsia="es-CO"/>
+          <w14:ligatures w14:val="none"/>
+        </w:rPr>
+        <w:t>}</w:t>
+      </w:r>
+    </w:p>
+    <w:p>
+      <w:pPr>
+        <w:rPr>
+          <w:rFonts w:ascii="Calibri" w:eastAsia="Calibri" w:hAnsi="Calibri" w:cs="Times New Roman"/>
+          <w:lang w:eastAsia="es-CO"/>
+          <w14:ligatures w14:val="none"/>
+        </w:rPr>
+      </w:pPr>
+      <w:r>
+        <w:rPr>
+          <w:rFonts w:ascii="Calibri" w:eastAsia="Calibri" w:hAnsi="Calibri" w:cs="Times New Roman"/>
+          <w:lang w:eastAsia="es-CO"/>
+          <w14:ligatures w14:val="none"/>
+        </w:rPr>
+        <w:t>En este modelo, la información se almacena de forma flexible sin requerir una estructura fija para todos los registros.</w:t>
+      </w:r>
+    </w:p>
+    <w:p>
+      <w:pPr>
+        <w:rPr>
+          <w:rFonts w:ascii="Calibri" w:eastAsia="Calibri" w:hAnsi="Calibri" w:cs="Times New Roman"/>
+          <w:lang w:eastAsia="es-CO"/>
+          <w14:ligatures w14:val="none"/>
+        </w:rPr>
+      </w:pPr>
+      <w:r>
+        <w:rPr>
+          <w:rFonts w:ascii="Calibri" w:eastAsia="Calibri" w:hAnsi="Calibri" w:cs="Times New Roman"/>
+          <w:lang w:eastAsia="es-CO"/>
+          <w14:ligatures w14:val="none"/>
+        </w:rPr>
         <w:lastRenderedPageBreak/>
-        <w:t xml:space="preserve">  "ciudad": "Bogotá",</w:t>
-      </w:r>
-    </w:p>
-    <w:p>
-      <w:pPr>
-        <w:rPr>
-          <w:rFonts w:ascii="Calibri" w:eastAsia="Calibri" w:hAnsi="Calibri" w:cs="Times New Roman"/>
-          <w:lang w:eastAsia="es-CO"/>
-          <w14:ligatures w14:val="none"/>
-        </w:rPr>
-      </w:pPr>
-      <w:r>
-        <w:rPr>
-          <w:rFonts w:ascii="Calibri" w:eastAsia="Calibri" w:hAnsi="Calibri" w:cs="Times New Roman"/>
-          <w:lang w:eastAsia="es-CO"/>
-          <w14:ligatures w14:val="none"/>
-        </w:rPr>
-        <w:t xml:space="preserve">  "productos": [</w:t>
-      </w:r>
-    </w:p>
-    <w:p>
-      <w:pPr>
-        <w:rPr>
-          <w:rFonts w:ascii="Calibri" w:eastAsia="Calibri" w:hAnsi="Calibri" w:cs="Times New Roman"/>
-          <w:lang w:eastAsia="es-CO"/>
-          <w14:ligatures w14:val="none"/>
-        </w:rPr>
-      </w:pPr>
-      <w:r>
-        <w:rPr>
-          <w:rFonts w:ascii="Calibri" w:eastAsia="Calibri" w:hAnsi="Calibri" w:cs="Times New Roman"/>
-          <w:lang w:eastAsia="es-CO"/>
-          <w14:ligatures w14:val="none"/>
-        </w:rPr>
-        <w:t xml:space="preserve">    "Portátil",</w:t>
-      </w:r>
-    </w:p>
-    <w:p>
-      <w:pPr>
-        <w:rPr>
-          <w:rFonts w:ascii="Calibri" w:eastAsia="Calibri" w:hAnsi="Calibri" w:cs="Times New Roman"/>
-          <w:lang w:eastAsia="es-CO"/>
-          <w14:ligatures w14:val="none"/>
-        </w:rPr>
-      </w:pPr>
-      <w:r>
-        <w:rPr>
-          <w:rFonts w:ascii="Calibri" w:eastAsia="Calibri" w:hAnsi="Calibri" w:cs="Times New Roman"/>
-          <w:lang w:eastAsia="es-CO"/>
-          <w14:ligatures w14:val="none"/>
-        </w:rPr>
-        <w:t xml:space="preserve">    "Teclado"</w:t>
-      </w:r>
-    </w:p>
-    <w:p>
-      <w:pPr>
-        <w:rPr>
-          <w:rFonts w:ascii="Calibri" w:eastAsia="Calibri" w:hAnsi="Calibri" w:cs="Times New Roman"/>
-          <w:lang w:eastAsia="es-CO"/>
-          <w14:ligatures w14:val="none"/>
-        </w:rPr>
-      </w:pPr>
-      <w:r>
-        <w:rPr>
-          <w:rFonts w:ascii="Calibri" w:eastAsia="Calibri" w:hAnsi="Calibri" w:cs="Times New Roman"/>
-          <w:lang w:eastAsia="es-CO"/>
-          <w14:ligatures w14:val="none"/>
-        </w:rPr>
-        <w:t xml:space="preserve">  ]</w:t>
-      </w:r>
-    </w:p>
-    <w:p>
-      <w:pPr>
-        <w:rPr>
-          <w:rFonts w:ascii="Calibri" w:eastAsia="Calibri" w:hAnsi="Calibri" w:cs="Times New Roman"/>
-          <w:lang w:eastAsia="es-CO"/>
-          <w14:ligatures w14:val="none"/>
-        </w:rPr>
-      </w:pPr>
-      <w:r>
-        <w:rPr>
-          <w:rFonts w:ascii="Calibri" w:eastAsia="Calibri" w:hAnsi="Calibri" w:cs="Times New Roman"/>
-          <w:lang w:eastAsia="es-CO"/>
-          <w14:ligatures w14:val="none"/>
-        </w:rPr>
-        <w:t>}</w:t>
-      </w:r>
-    </w:p>
-    <w:p>
-      <w:pPr>
-        <w:rPr>
-          <w:rFonts w:ascii="Calibri" w:eastAsia="Calibri" w:hAnsi="Calibri" w:cs="Times New Roman"/>
-          <w:lang w:eastAsia="es-CO"/>
-          <w14:ligatures w14:val="none"/>
-        </w:rPr>
-      </w:pPr>
-      <w:r>
-        <w:rPr>
-          <w:rFonts w:ascii="Calibri" w:eastAsia="Calibri" w:hAnsi="Calibri" w:cs="Times New Roman"/>
-          <w:lang w:eastAsia="es-CO"/>
-          <w14:ligatures w14:val="none"/>
-        </w:rPr>
-        <w:t>En este modelo, la información se almacena de forma flexible sin requerir una estructura fija para todos los registros.</w:t>
-      </w:r>
-    </w:p>
-    <w:p>
-      <w:pPr>
-        <w:rPr>
-          <w:rFonts w:ascii="Calibri" w:eastAsia="Calibri" w:hAnsi="Calibri" w:cs="Times New Roman"/>
-          <w:lang w:eastAsia="es-CO"/>
-          <w14:ligatures w14:val="none"/>
-        </w:rPr>
-      </w:pPr>
-      <w:r>
-        <w:rPr>
-          <w:rFonts w:ascii="Calibri" w:eastAsia="Calibri" w:hAnsi="Calibri" w:cs="Times New Roman"/>
-          <w:lang w:eastAsia="es-CO"/>
-          <w14:ligatures w14:val="none"/>
-        </w:rPr>
         <w:t xml:space="preserve">Para complementar la importancia de NoSQL, se recomienda acceder al siguiente video: </w:t>
       </w:r>
       <w:hyperlink r:id="rId14" w:history="1">
@@ -8310,15 +8238,6 @@
     </w:p>
     <w:p>
       <w:pPr>
-        <w:rPr>
-          <w:rFonts w:ascii="Calibri" w:eastAsia="Calibri" w:hAnsi="Calibri" w:cs="Times New Roman"/>
-          <w:lang w:eastAsia="es-CO"/>
-          <w14:ligatures w14:val="none"/>
-        </w:rPr>
-      </w:pPr>
-    </w:p>
-    <w:p>
-      <w:pPr>
         <w:pStyle w:val="Prrafodelista"/>
         <w:numPr>
           <w:ilvl w:val="0"/>
@@ -8491,7 +8410,6 @@
           <w:lang w:eastAsia="es-CO"/>
           <w14:ligatures w14:val="none"/>
         </w:rPr>
-        <w:lastRenderedPageBreak/>
         <w:t>Permiten escalabilidad horizontal.</w:t>
       </w:r>
     </w:p>
@@ -8733,6 +8651,7 @@
           <w:lang w:eastAsia="es-CO"/>
           <w14:ligatures w14:val="none"/>
         </w:rPr>
+        <w:lastRenderedPageBreak/>
         <w:t xml:space="preserve">Con el propósito de identificar las principales diferencias entre las bases de datos relacionales, NoSQL y </w:t>
       </w:r>
       <w:proofErr w:type="spellStart"/>
@@ -8753,6 +8672,15 @@
         </w:rPr>
         <w:t>, a continuación, se presenta una comparación relacionada con su estructura, escalabilidad, manejo de datos y aplicaciones más frecuentes.</w:t>
       </w:r>
+    </w:p>
+    <w:p>
+      <w:pPr>
+        <w:rPr>
+          <w:rFonts w:ascii="Calibri" w:eastAsia="Calibri" w:hAnsi="Calibri" w:cs="Times New Roman"/>
+          <w:lang w:eastAsia="es-CO"/>
+          <w14:ligatures w14:val="none"/>
+        </w:rPr>
+      </w:pPr>
     </w:p>
     <w:p>
       <w:pPr>
@@ -9212,7 +9140,6 @@
               </w:rPr>
             </w:pPr>
             <w:r>
-              <w:lastRenderedPageBreak/>
               <w:t>Uso frecuente.</w:t>
             </w:r>
           </w:p>
@@ -9284,6 +9211,15 @@
           <w14:ligatures w14:val="none"/>
         </w:rPr>
       </w:pPr>
+    </w:p>
+    <w:p>
+      <w:pPr>
+        <w:rPr>
+          <w:rFonts w:ascii="Calibri" w:eastAsia="Calibri" w:hAnsi="Calibri" w:cs="Times New Roman"/>
+          <w:lang w:eastAsia="es-CO"/>
+          <w14:ligatures w14:val="none"/>
+        </w:rPr>
+      </w:pPr>
       <w:r>
         <w:rPr>
           <w:rFonts w:ascii="Calibri" w:eastAsia="Calibri" w:hAnsi="Calibri" w:cs="Times New Roman"/>
@@ -9429,6 +9365,14 @@
         </w:rPr>
         <w:t>Diseño conceptual</w:t>
       </w:r>
+      <w:r>
+        <w:rPr>
+          <w:rFonts w:ascii="Calibri" w:eastAsia="Calibri" w:hAnsi="Calibri" w:cs="Times New Roman"/>
+          <w:lang w:eastAsia="es-CO"/>
+          <w14:ligatures w14:val="none"/>
+        </w:rPr>
+        <w:t>.</w:t>
+      </w:r>
     </w:p>
     <w:p>
       <w:pPr>
@@ -9451,6 +9395,14 @@
         </w:rPr>
         <w:t>Diseño lógico</w:t>
       </w:r>
+      <w:r>
+        <w:rPr>
+          <w:rFonts w:ascii="Calibri" w:eastAsia="Calibri" w:hAnsi="Calibri" w:cs="Times New Roman"/>
+          <w:lang w:eastAsia="es-CO"/>
+          <w14:ligatures w14:val="none"/>
+        </w:rPr>
+        <w:t>.</w:t>
+      </w:r>
     </w:p>
     <w:p>
       <w:pPr>
@@ -9473,6 +9425,14 @@
         </w:rPr>
         <w:t>Diseño físico</w:t>
       </w:r>
+      <w:r>
+        <w:rPr>
+          <w:rFonts w:ascii="Calibri" w:eastAsia="Calibri" w:hAnsi="Calibri" w:cs="Times New Roman"/>
+          <w:lang w:eastAsia="es-CO"/>
+          <w14:ligatures w14:val="none"/>
+        </w:rPr>
+        <w:t>.</w:t>
+      </w:r>
     </w:p>
     <w:p>
       <w:pPr>
@@ -9630,6 +9590,15 @@
       <w:r>
         <w:rPr>
           <w:rFonts w:ascii="Calibri" w:eastAsia="Calibri" w:hAnsi="Calibri" w:cs="Times New Roman"/>
+          <w:b/>
+          <w:lang w:eastAsia="es-CO"/>
+          <w14:ligatures w14:val="none"/>
+        </w:rPr>
+        <w:t>es</w:t>
+      </w:r>
+      <w:r>
+        <w:rPr>
+          <w:rFonts w:ascii="Calibri" w:eastAsia="Calibri" w:hAnsi="Calibri" w:cs="Times New Roman"/>
           <w:lang w:eastAsia="es-CO"/>
           <w14:ligatures w14:val="none"/>
         </w:rPr>
@@ -9746,15 +9715,6 @@
           <w14:ligatures w14:val="none"/>
         </w:rPr>
       </w:pPr>
-    </w:p>
-    <w:p>
-      <w:pPr>
-        <w:rPr>
-          <w:rFonts w:ascii="Calibri" w:eastAsia="Calibri" w:hAnsi="Calibri" w:cs="Times New Roman"/>
-          <w:lang w:eastAsia="es-CO"/>
-          <w14:ligatures w14:val="none"/>
-        </w:rPr>
-      </w:pPr>
       <w:r>
         <w:rPr>
           <w:rFonts w:ascii="Calibri" w:eastAsia="Calibri" w:hAnsi="Calibri" w:cs="Times New Roman"/>
@@ -10006,15 +9966,6 @@
     </w:p>
     <w:p>
       <w:pPr>
-        <w:rPr>
-          <w:rFonts w:ascii="Calibri" w:eastAsia="Calibri" w:hAnsi="Calibri" w:cs="Times New Roman"/>
-          <w:lang w:eastAsia="es-CO"/>
-          <w14:ligatures w14:val="none"/>
-        </w:rPr>
-      </w:pPr>
-    </w:p>
-    <w:p>
-      <w:pPr>
         <w:pStyle w:val="Prrafodelista"/>
         <w:numPr>
           <w:ilvl w:val="0"/>
@@ -10156,6 +10107,7 @@
           <w:lang w:eastAsia="es-CO"/>
           <w14:ligatures w14:val="none"/>
         </w:rPr>
+        <w:lastRenderedPageBreak/>
         <w:t>Atributos</w:t>
       </w:r>
       <w:r>
@@ -10274,15 +10226,6 @@
     </w:p>
     <w:p>
       <w:pPr>
-        <w:rPr>
-          <w:rFonts w:ascii="Calibri" w:eastAsia="Calibri" w:hAnsi="Calibri" w:cs="Times New Roman"/>
-          <w:lang w:eastAsia="es-CO"/>
-          <w14:ligatures w14:val="none"/>
-        </w:rPr>
-      </w:pPr>
-    </w:p>
-    <w:p>
-      <w:pPr>
         <w:pStyle w:val="Prrafodelista"/>
         <w:numPr>
           <w:ilvl w:val="0"/>
@@ -10367,7 +10310,7 @@
         <w:pStyle w:val="Prrafodelista"/>
         <w:numPr>
           <w:ilvl w:val="0"/>
-          <w:numId w:val="28"/>
+          <w:numId w:val="30"/>
         </w:numPr>
         <w:rPr>
           <w:rFonts w:ascii="Calibri" w:eastAsia="Calibri" w:hAnsi="Calibri" w:cs="Times New Roman"/>
@@ -10384,20 +10327,37 @@
         </w:rPr>
         <w:t>Cardinalidad de las relaciones</w:t>
       </w:r>
-      <w:r>
-        <w:rPr>
-          <w:rFonts w:ascii="Calibri" w:eastAsia="Calibri" w:hAnsi="Calibri" w:cs="Times New Roman"/>
-          <w:lang w:eastAsia="es-CO"/>
-          <w14:ligatures w14:val="none"/>
-        </w:rPr>
-        <w:t>: indica la cantidad de instancias de una entidad que pueden relacionarse con otra entidad. Entre las cardinalidades más comunes se encuentran:</w:t>
+    </w:p>
+    <w:p>
+      <w:pPr>
+        <w:rPr>
+          <w:rFonts w:ascii="Calibri" w:eastAsia="Calibri" w:hAnsi="Calibri" w:cs="Times New Roman"/>
+          <w:lang w:eastAsia="es-CO"/>
+          <w14:ligatures w14:val="none"/>
+        </w:rPr>
+      </w:pPr>
+      <w:r>
+        <w:rPr>
+          <w:rFonts w:ascii="Calibri" w:eastAsia="Calibri" w:hAnsi="Calibri" w:cs="Times New Roman"/>
+          <w:lang w:eastAsia="es-CO"/>
+          <w14:ligatures w14:val="none"/>
+        </w:rPr>
+        <w:t>I</w:t>
+      </w:r>
+      <w:r>
+        <w:rPr>
+          <w:rFonts w:ascii="Calibri" w:eastAsia="Calibri" w:hAnsi="Calibri" w:cs="Times New Roman"/>
+          <w:lang w:eastAsia="es-CO"/>
+          <w14:ligatures w14:val="none"/>
+        </w:rPr>
+        <w:t>ndica la cantidad de instancias de una entidad que pueden relacionarse con otra entidad. Entre las cardinalidades más comunes se encuentran:</w:t>
       </w:r>
     </w:p>
     <w:p>
       <w:pPr>
         <w:pStyle w:val="Prrafodelista"/>
         <w:numPr>
-          <w:ilvl w:val="0"/>
+          <w:ilvl w:val="1"/>
           <w:numId w:val="30"/>
         </w:numPr>
         <w:rPr>
@@ -10428,7 +10388,7 @@
       <w:pPr>
         <w:pStyle w:val="Prrafodelista"/>
         <w:numPr>
-          <w:ilvl w:val="0"/>
+          <w:ilvl w:val="1"/>
           <w:numId w:val="30"/>
         </w:numPr>
         <w:rPr>
@@ -10444,7 +10404,6 @@
           <w:lang w:eastAsia="es-CO"/>
           <w14:ligatures w14:val="none"/>
         </w:rPr>
-        <w:lastRenderedPageBreak/>
         <w:t>Uno a muchos (</w:t>
       </w:r>
       <w:proofErr w:type="gramStart"/>
@@ -10480,7 +10439,7 @@
       <w:pPr>
         <w:pStyle w:val="Prrafodelista"/>
         <w:numPr>
-          <w:ilvl w:val="0"/>
+          <w:ilvl w:val="1"/>
           <w:numId w:val="30"/>
         </w:numPr>
         <w:rPr>
@@ -10509,29 +10468,19 @@
     </w:p>
     <w:p>
       <w:pPr>
-        <w:pStyle w:val="Prrafodelista"/>
-        <w:ind w:left="1429" w:firstLine="0"/>
-        <w:rPr>
-          <w:rFonts w:ascii="Calibri" w:eastAsia="Calibri" w:hAnsi="Calibri" w:cs="Times New Roman"/>
-          <w:lang w:eastAsia="es-CO"/>
-          <w14:ligatures w14:val="none"/>
-        </w:rPr>
-      </w:pPr>
-    </w:p>
-    <w:p>
-      <w:pPr>
-        <w:rPr>
-          <w:rFonts w:ascii="Calibri" w:eastAsia="Calibri" w:hAnsi="Calibri" w:cs="Times New Roman"/>
-          <w:lang w:eastAsia="es-CO"/>
-          <w14:ligatures w14:val="none"/>
-        </w:rPr>
-      </w:pPr>
-      <w:r>
-        <w:rPr>
-          <w:rFonts w:ascii="Calibri" w:eastAsia="Calibri" w:hAnsi="Calibri" w:cs="Times New Roman"/>
-          <w:lang w:eastAsia="es-CO"/>
-          <w14:ligatures w14:val="none"/>
-        </w:rPr>
+        <w:rPr>
+          <w:rFonts w:ascii="Calibri" w:eastAsia="Calibri" w:hAnsi="Calibri" w:cs="Times New Roman"/>
+          <w:lang w:eastAsia="es-CO"/>
+          <w14:ligatures w14:val="none"/>
+        </w:rPr>
+      </w:pPr>
+      <w:r>
+        <w:rPr>
+          <w:rFonts w:ascii="Calibri" w:eastAsia="Calibri" w:hAnsi="Calibri" w:cs="Times New Roman"/>
+          <w:lang w:eastAsia="es-CO"/>
+          <w14:ligatures w14:val="none"/>
+        </w:rPr>
+        <w:lastRenderedPageBreak/>
         <w:t>Para comprender cómo funciona el modelo Entidad-Relación, se presenta un ejemplo sencillo basado en un sistema de préstamos de biblioteca. Este tipo de representación permite identificar las entidades principales del sistema, sus atributos y las relaciones que existen entre ellas, facilitando la organización y estructuración de la información en una base de datos.</w:t>
       </w:r>
     </w:p>
@@ -10571,42 +10520,8 @@
     </w:p>
     <w:p>
       <w:pPr>
-        <w:rPr>
-          <w:rFonts w:ascii="Calibri" w:eastAsia="Calibri" w:hAnsi="Calibri" w:cs="Times New Roman"/>
-          <w:lang w:eastAsia="es-CO"/>
-          <w14:ligatures w14:val="none"/>
-        </w:rPr>
-      </w:pPr>
-    </w:p>
-    <w:p>
-      <w:pPr>
-        <w:rPr>
-          <w:rFonts w:ascii="Calibri" w:eastAsia="Calibri" w:hAnsi="Calibri" w:cs="Times New Roman"/>
-          <w:lang w:eastAsia="es-CO"/>
-          <w14:ligatures w14:val="none"/>
-        </w:rPr>
-      </w:pPr>
-    </w:p>
-    <w:p>
-      <w:pPr>
-        <w:rPr>
-          <w:rFonts w:ascii="Calibri" w:eastAsia="Calibri" w:hAnsi="Calibri" w:cs="Times New Roman"/>
-          <w:lang w:eastAsia="es-CO"/>
-          <w14:ligatures w14:val="none"/>
-        </w:rPr>
-      </w:pPr>
-    </w:p>
-    <w:p>
-      <w:pPr>
-        <w:rPr>
-          <w:rFonts w:ascii="Calibri" w:eastAsia="Calibri" w:hAnsi="Calibri" w:cs="Times New Roman"/>
-          <w:lang w:eastAsia="es-CO"/>
-          <w14:ligatures w14:val="none"/>
-        </w:rPr>
-      </w:pPr>
-    </w:p>
-    <w:p>
-      <w:pPr>
+        <w:spacing w:before="0" w:after="160" w:line="259" w:lineRule="auto"/>
+        <w:ind w:firstLine="0"/>
         <w:rPr>
           <w:rFonts w:ascii="Calibri" w:eastAsia="Calibri" w:hAnsi="Calibri" w:cs="Times New Roman"/>
           <w:lang w:eastAsia="es-CO"/>
@@ -10619,7 +10534,6 @@
         <w:pStyle w:val="Figura"/>
       </w:pPr>
       <w:r>
-        <w:lastRenderedPageBreak/>
         <w:t>Modelo Entidad-Relación de un sistema de préstamos de biblioteca</w:t>
       </w:r>
     </w:p>
@@ -10641,9 +10555,9 @@
           <w14:ligatures w14:val="none"/>
         </w:rPr>
         <w:drawing>
-          <wp:inline distT="0" distB="0" distL="0" distR="0" wp14:anchorId="709A264A" wp14:editId="5ADC1682">
-            <wp:extent cx="5780599" cy="3214902"/>
-            <wp:effectExtent l="0" t="0" r="0" b="5080"/>
+          <wp:inline distT="0" distB="0" distL="0" distR="0" wp14:anchorId="709A264A" wp14:editId="5DB51296">
+            <wp:extent cx="5302563" cy="2949041"/>
+            <wp:effectExtent l="0" t="0" r="0" b="3810"/>
             <wp:docPr id="2" name="Imagen 2" descr="En la figura 1 se presenta un diagrama Entidad-Relación de un sistema de préstamos de biblioteca en el que se identifican las entidades Usuario, Préstamo y Libro, junto con las relaciones que conectan estas entidades dentro del sistema."/>
             <wp:cNvGraphicFramePr>
               <a:graphicFrameLocks xmlns:a="http://schemas.openxmlformats.org/drawingml/2006/main" noChangeAspect="1"/>
@@ -10673,7 +10587,7 @@
                   <pic:spPr bwMode="auto">
                     <a:xfrm>
                       <a:off x="0" y="0"/>
-                      <a:ext cx="5819357" cy="3236458"/>
+                      <a:ext cx="5344419" cy="2972320"/>
                     </a:xfrm>
                     <a:prstGeom prst="rect">
                       <a:avLst/>
@@ -10695,21 +10609,13 @@
           <w14:ligatures w14:val="none"/>
         </w:rPr>
       </w:pPr>
-    </w:p>
-    <w:p>
-      <w:pPr>
-        <w:rPr>
-          <w:rFonts w:ascii="Calibri" w:eastAsia="Calibri" w:hAnsi="Calibri" w:cs="Times New Roman"/>
-          <w:lang w:eastAsia="es-CO"/>
-          <w14:ligatures w14:val="none"/>
-        </w:rPr>
-      </w:pPr>
-      <w:r>
-        <w:rPr>
-          <w:rFonts w:ascii="Calibri" w:eastAsia="Calibri" w:hAnsi="Calibri" w:cs="Times New Roman"/>
-          <w:lang w:eastAsia="es-CO"/>
-          <w14:ligatures w14:val="none"/>
-        </w:rPr>
+      <w:r>
+        <w:rPr>
+          <w:rFonts w:ascii="Calibri" w:eastAsia="Calibri" w:hAnsi="Calibri" w:cs="Times New Roman"/>
+          <w:lang w:eastAsia="es-CO"/>
+          <w14:ligatures w14:val="none"/>
+        </w:rPr>
+        <w:lastRenderedPageBreak/>
         <w:t>Esto indica que un usuario puede realizar varios préstamos y cada préstamo corresponde a un libro específico.</w:t>
       </w:r>
     </w:p>
@@ -10812,7 +10718,6 @@
           <w:lang w:eastAsia="es-CO"/>
           <w14:ligatures w14:val="none"/>
         </w:rPr>
-        <w:lastRenderedPageBreak/>
         <w:t>Relación</w:t>
       </w:r>
       <w:r>
@@ -10823,17 +10728,6 @@
         </w:rPr>
         <w:t>: una relación es la asociación que existe entre dos o más entidades y permite representar cómo interactúan dentro del sistema. En el ejemplo, la relación realiza conecta las entidades Usuario y Préstamo.</w:t>
       </w:r>
-    </w:p>
-    <w:p>
-      <w:pPr>
-        <w:pStyle w:val="Prrafodelista"/>
-        <w:ind w:left="1429" w:firstLine="0"/>
-        <w:rPr>
-          <w:rFonts w:ascii="Calibri" w:eastAsia="Calibri" w:hAnsi="Calibri" w:cs="Times New Roman"/>
-          <w:lang w:eastAsia="es-CO"/>
-          <w14:ligatures w14:val="none"/>
-        </w:rPr>
-      </w:pPr>
     </w:p>
     <w:p>
       <w:pPr>
@@ -10913,6 +10807,7 @@
           <w:lang w:eastAsia="es-CO"/>
           <w14:ligatures w14:val="none"/>
         </w:rPr>
+        <w:lastRenderedPageBreak/>
         <w:t xml:space="preserve">El objetivo del diseño lógico es representar los datos de manera estructurada y coherente, permitiendo establecer las entidades, los atributos y las relaciones que formarán parte de la base de datos. En este nivel se definen elementos importantes como las claves primarias (PK, </w:t>
       </w:r>
       <w:proofErr w:type="spellStart"/>
@@ -10977,22 +10872,12 @@
           <w14:ligatures w14:val="none"/>
         </w:rPr>
       </w:pPr>
-    </w:p>
-    <w:p>
-      <w:pPr>
-        <w:rPr>
-          <w:rFonts w:ascii="Calibri" w:eastAsia="Calibri" w:hAnsi="Calibri" w:cs="Times New Roman"/>
-          <w:lang w:eastAsia="es-CO"/>
-          <w14:ligatures w14:val="none"/>
-        </w:rPr>
-      </w:pPr>
-      <w:r>
-        <w:rPr>
-          <w:rFonts w:ascii="Calibri" w:eastAsia="Calibri" w:hAnsi="Calibri" w:cs="Times New Roman"/>
-          <w:lang w:eastAsia="es-CO"/>
-          <w14:ligatures w14:val="none"/>
-        </w:rPr>
-        <w:lastRenderedPageBreak/>
+      <w:r>
+        <w:rPr>
+          <w:rFonts w:ascii="Calibri" w:eastAsia="Calibri" w:hAnsi="Calibri" w:cs="Times New Roman"/>
+          <w:lang w:eastAsia="es-CO"/>
+          <w14:ligatures w14:val="none"/>
+        </w:rPr>
         <w:t>Para comprender mejor este proceso, a continuación, se presenta un ejemplo sencillo de cómo una entidad del modelo Entidad-Relación puede representarse en el diseño lógico mediante una tabla.</w:t>
       </w:r>
     </w:p>
@@ -11192,6 +11077,9 @@
             <w:r>
               <w:t>Tabla: Aprendiz</w:t>
             </w:r>
+            <w:r>
+              <w:t>.</w:t>
+            </w:r>
           </w:p>
         </w:tc>
       </w:tr>
@@ -11266,6 +11154,7 @@
               </w:rPr>
             </w:pPr>
             <w:r>
+              <w:lastRenderedPageBreak/>
               <w:t>Paso 4. Establecer la clave primaria.</w:t>
             </w:r>
           </w:p>
@@ -11350,76 +11239,76 @@
       </w:pPr>
       <w:bookmarkStart w:id="10" w:name="_Toc230282737"/>
       <w:r>
+        <w:t>Transformación del modelo conceptual al modelo lógico</w:t>
+      </w:r>
+      <w:bookmarkEnd w:id="10"/>
+    </w:p>
+    <w:p>
+      <w:pPr>
+        <w:rPr>
+          <w:rFonts w:ascii="Calibri" w:eastAsia="Calibri" w:hAnsi="Calibri" w:cs="Times New Roman"/>
+          <w:lang w:eastAsia="es-CO"/>
+          <w14:ligatures w14:val="none"/>
+        </w:rPr>
+      </w:pPr>
+      <w:r>
+        <w:rPr>
+          <w:rFonts w:ascii="Calibri" w:eastAsia="Calibri" w:hAnsi="Calibri" w:cs="Times New Roman"/>
+          <w:lang w:eastAsia="es-CO"/>
+          <w14:ligatures w14:val="none"/>
+        </w:rPr>
+        <w:t>La transformación del modelo conceptual al modelo lógico es el proceso mediante el cual la información identificada durante el análisis del sistema se organiza en una estructura que pueda ser implementada dentro de una base de datos.</w:t>
+      </w:r>
+    </w:p>
+    <w:p>
+      <w:pPr>
+        <w:rPr>
+          <w:rFonts w:ascii="Calibri" w:eastAsia="Calibri" w:hAnsi="Calibri" w:cs="Times New Roman"/>
+          <w:lang w:eastAsia="es-CO"/>
+          <w14:ligatures w14:val="none"/>
+        </w:rPr>
+      </w:pPr>
+      <w:r>
+        <w:rPr>
+          <w:rFonts w:ascii="Calibri" w:eastAsia="Calibri" w:hAnsi="Calibri" w:cs="Times New Roman"/>
+          <w:lang w:eastAsia="es-CO"/>
+          <w14:ligatures w14:val="none"/>
+        </w:rPr>
+        <w:t>En el modelo conceptual se describen los elementos principales del sistema, como las entidades, sus atributos y las relaciones que existen entre ellas. Sin embargo, esta representación todavía no define cómo se almacenarán los datos dentro de un sistema gestor de bases de datos.</w:t>
+      </w:r>
+    </w:p>
+    <w:p>
+      <w:pPr>
+        <w:rPr>
+          <w:rFonts w:ascii="Calibri" w:eastAsia="Calibri" w:hAnsi="Calibri" w:cs="Times New Roman"/>
+          <w:lang w:eastAsia="es-CO"/>
+          <w14:ligatures w14:val="none"/>
+        </w:rPr>
+      </w:pPr>
+      <w:r>
+        <w:rPr>
+          <w:rFonts w:ascii="Calibri" w:eastAsia="Calibri" w:hAnsi="Calibri" w:cs="Times New Roman"/>
+          <w:lang w:eastAsia="es-CO"/>
+          <w14:ligatures w14:val="none"/>
+        </w:rPr>
+        <w:t>Durante la transformación al modelo lógico, estos elementos se convierten en tablas, columnas y claves que permiten estructurar la información de manera organizada. De esta forma, las entidades del modelo conceptual se transforman en tablas, los atributos en columnas y las relaciones se representan mediante claves primarias y claves foráneas.</w:t>
+      </w:r>
+    </w:p>
+    <w:p>
+      <w:pPr>
+        <w:rPr>
+          <w:rFonts w:ascii="Calibri" w:eastAsia="Calibri" w:hAnsi="Calibri" w:cs="Times New Roman"/>
+          <w:lang w:eastAsia="es-CO"/>
+          <w14:ligatures w14:val="none"/>
+        </w:rPr>
+      </w:pPr>
+      <w:r>
+        <w:rPr>
+          <w:rFonts w:ascii="Calibri" w:eastAsia="Calibri" w:hAnsi="Calibri" w:cs="Times New Roman"/>
+          <w:lang w:eastAsia="es-CO"/>
+          <w14:ligatures w14:val="none"/>
+        </w:rPr>
         <w:lastRenderedPageBreak/>
-        <w:t>Transformación del modelo conceptual al modelo lógico</w:t>
-      </w:r>
-      <w:bookmarkEnd w:id="10"/>
-    </w:p>
-    <w:p>
-      <w:pPr>
-        <w:rPr>
-          <w:rFonts w:ascii="Calibri" w:eastAsia="Calibri" w:hAnsi="Calibri" w:cs="Times New Roman"/>
-          <w:lang w:eastAsia="es-CO"/>
-          <w14:ligatures w14:val="none"/>
-        </w:rPr>
-      </w:pPr>
-      <w:r>
-        <w:rPr>
-          <w:rFonts w:ascii="Calibri" w:eastAsia="Calibri" w:hAnsi="Calibri" w:cs="Times New Roman"/>
-          <w:lang w:eastAsia="es-CO"/>
-          <w14:ligatures w14:val="none"/>
-        </w:rPr>
-        <w:t>La transformación del modelo conceptual al modelo lógico es el proceso mediante el cual la información identificada durante el análisis del sistema se organiza en una estructura que pueda ser implementada dentro de una base de datos.</w:t>
-      </w:r>
-    </w:p>
-    <w:p>
-      <w:pPr>
-        <w:rPr>
-          <w:rFonts w:ascii="Calibri" w:eastAsia="Calibri" w:hAnsi="Calibri" w:cs="Times New Roman"/>
-          <w:lang w:eastAsia="es-CO"/>
-          <w14:ligatures w14:val="none"/>
-        </w:rPr>
-      </w:pPr>
-      <w:r>
-        <w:rPr>
-          <w:rFonts w:ascii="Calibri" w:eastAsia="Calibri" w:hAnsi="Calibri" w:cs="Times New Roman"/>
-          <w:lang w:eastAsia="es-CO"/>
-          <w14:ligatures w14:val="none"/>
-        </w:rPr>
-        <w:t>En el modelo conceptual se describen los elementos principales del sistema, como las entidades, sus atributos y las relaciones que existen entre ellas. Sin embargo, esta representación todavía no define cómo se almacenarán los datos dentro de un sistema gestor de bases de datos.</w:t>
-      </w:r>
-    </w:p>
-    <w:p>
-      <w:pPr>
-        <w:rPr>
-          <w:rFonts w:ascii="Calibri" w:eastAsia="Calibri" w:hAnsi="Calibri" w:cs="Times New Roman"/>
-          <w:lang w:eastAsia="es-CO"/>
-          <w14:ligatures w14:val="none"/>
-        </w:rPr>
-      </w:pPr>
-      <w:r>
-        <w:rPr>
-          <w:rFonts w:ascii="Calibri" w:eastAsia="Calibri" w:hAnsi="Calibri" w:cs="Times New Roman"/>
-          <w:lang w:eastAsia="es-CO"/>
-          <w14:ligatures w14:val="none"/>
-        </w:rPr>
-        <w:t>Durante la transformación al modelo lógico, estos elementos se convierten en tablas, columnas y claves que permiten estructurar la información de manera organizada. De esta forma, las entidades del modelo conceptual se transforman en tablas, los atributos en columnas y las relaciones se representan mediante claves primarias y claves foráneas.</w:t>
-      </w:r>
-    </w:p>
-    <w:p>
-      <w:pPr>
-        <w:rPr>
-          <w:rFonts w:ascii="Calibri" w:eastAsia="Calibri" w:hAnsi="Calibri" w:cs="Times New Roman"/>
-          <w:lang w:eastAsia="es-CO"/>
-          <w14:ligatures w14:val="none"/>
-        </w:rPr>
-      </w:pPr>
-      <w:r>
-        <w:rPr>
-          <w:rFonts w:ascii="Calibri" w:eastAsia="Calibri" w:hAnsi="Calibri" w:cs="Times New Roman"/>
-          <w:lang w:eastAsia="es-CO"/>
-          <w14:ligatures w14:val="none"/>
-        </w:rPr>
         <w:t>Este proceso permite pasar de una representación conceptual del sistema a una estructura lógica preparada para su implementación en una base de datos.</w:t>
       </w:r>
     </w:p>
@@ -11592,7 +11481,6 @@
           <w:lang w:eastAsia="es-CO"/>
           <w14:ligatures w14:val="none"/>
         </w:rPr>
-        <w:lastRenderedPageBreak/>
         <w:t>Libro</w:t>
       </w:r>
       <w:r>
@@ -12033,6 +11921,7 @@
           <w:lang w:eastAsia="es-CO"/>
           <w14:ligatures w14:val="none"/>
         </w:rPr>
+        <w:lastRenderedPageBreak/>
         <w:t xml:space="preserve">En este caso, la tabla Préstamo incluye los campos </w:t>
       </w:r>
       <w:proofErr w:type="spellStart"/>
@@ -12100,20 +11989,10 @@
     </w:p>
     <w:p>
       <w:pPr>
-        <w:rPr>
-          <w:rFonts w:ascii="Calibri" w:eastAsia="Calibri" w:hAnsi="Calibri" w:cs="Times New Roman"/>
-          <w:lang w:eastAsia="es-CO"/>
-          <w14:ligatures w14:val="none"/>
-        </w:rPr>
-      </w:pPr>
-    </w:p>
-    <w:p>
-      <w:pPr>
         <w:pStyle w:val="Ttulo2"/>
       </w:pPr>
       <w:bookmarkStart w:id="11" w:name="_Toc230282738"/>
       <w:r>
-        <w:lastRenderedPageBreak/>
         <w:t>Diseño físico de bases de datos</w:t>
       </w:r>
       <w:bookmarkEnd w:id="11"/>
@@ -12199,16 +12078,14 @@
         </w:rPr>
         <w:t xml:space="preserve">: especifican el formato en que se almacenara cada dato dentro de una tabla, por ejemplo, </w:t>
       </w:r>
-      <w:proofErr w:type="spellStart"/>
-      <w:r>
-        <w:rPr>
-          <w:rFonts w:ascii="Calibri" w:eastAsia="Calibri" w:hAnsi="Calibri" w:cs="Times New Roman"/>
-          <w:lang w:eastAsia="es-CO"/>
-          <w14:ligatures w14:val="none"/>
-        </w:rPr>
-        <w:t>numeros</w:t>
-      </w:r>
-      <w:proofErr w:type="spellEnd"/>
+      <w:r>
+        <w:rPr>
+          <w:rFonts w:ascii="Calibri" w:eastAsia="Calibri" w:hAnsi="Calibri" w:cs="Times New Roman"/>
+          <w:lang w:eastAsia="es-CO"/>
+          <w14:ligatures w14:val="none"/>
+        </w:rPr>
+        <w:t>números</w:t>
+      </w:r>
       <w:r>
         <w:rPr>
           <w:rFonts w:ascii="Calibri" w:eastAsia="Calibri" w:hAnsi="Calibri" w:cs="Times New Roman"/>
@@ -12231,7 +12108,6 @@
           <w14:ligatures w14:val="none"/>
         </w:rPr>
       </w:pPr>
-      <w:proofErr w:type="spellStart"/>
       <w:r>
         <w:rPr>
           <w:rFonts w:ascii="Calibri" w:eastAsia="Calibri" w:hAnsi="Calibri" w:cs="Times New Roman"/>
@@ -12239,9 +12115,8 @@
           <w:lang w:eastAsia="es-CO"/>
           <w14:ligatures w14:val="none"/>
         </w:rPr>
-        <w:t>Indice</w:t>
-      </w:r>
-      <w:proofErr w:type="spellEnd"/>
+        <w:t>Índice</w:t>
+      </w:r>
       <w:r>
         <w:rPr>
           <w:rFonts w:ascii="Calibri" w:eastAsia="Calibri" w:hAnsi="Calibri" w:cs="Times New Roman"/>
@@ -12271,6 +12146,7 @@
           <w:lang w:eastAsia="es-CO"/>
           <w14:ligatures w14:val="none"/>
         </w:rPr>
+        <w:lastRenderedPageBreak/>
         <w:t>Restricciones de integridad</w:t>
       </w:r>
       <w:r>
@@ -12281,16 +12157,14 @@
         </w:rPr>
         <w:t xml:space="preserve">: reglas que garantizan que los datos almacenados sean </w:t>
       </w:r>
-      <w:proofErr w:type="spellStart"/>
-      <w:r>
-        <w:rPr>
-          <w:rFonts w:ascii="Calibri" w:eastAsia="Calibri" w:hAnsi="Calibri" w:cs="Times New Roman"/>
-          <w:lang w:eastAsia="es-CO"/>
-          <w14:ligatures w14:val="none"/>
-        </w:rPr>
-        <w:t>validos</w:t>
-      </w:r>
-      <w:proofErr w:type="spellEnd"/>
+      <w:r>
+        <w:rPr>
+          <w:rFonts w:ascii="Calibri" w:eastAsia="Calibri" w:hAnsi="Calibri" w:cs="Times New Roman"/>
+          <w:lang w:eastAsia="es-CO"/>
+          <w14:ligatures w14:val="none"/>
+        </w:rPr>
+        <w:t>válidos</w:t>
+      </w:r>
       <w:r>
         <w:rPr>
           <w:rFonts w:ascii="Calibri" w:eastAsia="Calibri" w:hAnsi="Calibri" w:cs="Times New Roman"/>
@@ -12330,16 +12204,14 @@
         </w:rPr>
         <w:t xml:space="preserve">: </w:t>
       </w:r>
-      <w:proofErr w:type="spellStart"/>
-      <w:r>
-        <w:rPr>
-          <w:rFonts w:ascii="Calibri" w:eastAsia="Calibri" w:hAnsi="Calibri" w:cs="Times New Roman"/>
-          <w:lang w:eastAsia="es-CO"/>
-          <w14:ligatures w14:val="none"/>
-        </w:rPr>
-        <w:t>organizacion</w:t>
-      </w:r>
-      <w:proofErr w:type="spellEnd"/>
+      <w:r>
+        <w:rPr>
+          <w:rFonts w:ascii="Calibri" w:eastAsia="Calibri" w:hAnsi="Calibri" w:cs="Times New Roman"/>
+          <w:lang w:eastAsia="es-CO"/>
+          <w14:ligatures w14:val="none"/>
+        </w:rPr>
+        <w:t>organización</w:t>
+      </w:r>
       <w:r>
         <w:rPr>
           <w:rFonts w:ascii="Calibri" w:eastAsia="Calibri" w:hAnsi="Calibri" w:cs="Times New Roman"/>
@@ -12348,16 +12220,14 @@
         </w:rPr>
         <w:t xml:space="preserve"> </w:t>
       </w:r>
-      <w:proofErr w:type="spellStart"/>
-      <w:r>
-        <w:rPr>
-          <w:rFonts w:ascii="Calibri" w:eastAsia="Calibri" w:hAnsi="Calibri" w:cs="Times New Roman"/>
-          <w:lang w:eastAsia="es-CO"/>
-          <w14:ligatures w14:val="none"/>
-        </w:rPr>
-        <w:t>fisica</w:t>
-      </w:r>
-      <w:proofErr w:type="spellEnd"/>
+      <w:r>
+        <w:rPr>
+          <w:rFonts w:ascii="Calibri" w:eastAsia="Calibri" w:hAnsi="Calibri" w:cs="Times New Roman"/>
+          <w:lang w:eastAsia="es-CO"/>
+          <w14:ligatures w14:val="none"/>
+        </w:rPr>
+        <w:t>física</w:t>
+      </w:r>
       <w:r>
         <w:rPr>
           <w:rFonts w:ascii="Calibri" w:eastAsia="Calibri" w:hAnsi="Calibri" w:cs="Times New Roman"/>
@@ -12366,16 +12236,14 @@
         </w:rPr>
         <w:t xml:space="preserve"> de los archivos o bloques donde se </w:t>
       </w:r>
-      <w:proofErr w:type="gramStart"/>
-      <w:r>
-        <w:rPr>
-          <w:rFonts w:ascii="Calibri" w:eastAsia="Calibri" w:hAnsi="Calibri" w:cs="Times New Roman"/>
-          <w:lang w:eastAsia="es-CO"/>
-          <w14:ligatures w14:val="none"/>
-        </w:rPr>
-        <w:t>guardara</w:t>
-      </w:r>
-      <w:proofErr w:type="gramEnd"/>
+      <w:r>
+        <w:rPr>
+          <w:rFonts w:ascii="Calibri" w:eastAsia="Calibri" w:hAnsi="Calibri" w:cs="Times New Roman"/>
+          <w:lang w:eastAsia="es-CO"/>
+          <w14:ligatures w14:val="none"/>
+        </w:rPr>
+        <w:t>guardará</w:t>
+      </w:r>
       <w:r>
         <w:rPr>
           <w:rFonts w:ascii="Calibri" w:eastAsia="Calibri" w:hAnsi="Calibri" w:cs="Times New Roman"/>
@@ -12384,31 +12252,29 @@
         </w:rPr>
         <w:t xml:space="preserve"> la información</w:t>
       </w:r>
-    </w:p>
-    <w:p>
-      <w:pPr>
-        <w:rPr>
-          <w:rFonts w:ascii="Calibri" w:eastAsia="Calibri" w:hAnsi="Calibri" w:cs="Times New Roman"/>
-          <w:lang w:eastAsia="es-CO"/>
-          <w14:ligatures w14:val="none"/>
-        </w:rPr>
-      </w:pPr>
-    </w:p>
-    <w:p>
-      <w:pPr>
-        <w:rPr>
-          <w:rFonts w:ascii="Calibri" w:eastAsia="Calibri" w:hAnsi="Calibri" w:cs="Times New Roman"/>
-          <w:lang w:eastAsia="es-CO"/>
-          <w14:ligatures w14:val="none"/>
-        </w:rPr>
-      </w:pPr>
-      <w:r>
-        <w:rPr>
-          <w:rFonts w:ascii="Calibri" w:eastAsia="Calibri" w:hAnsi="Calibri" w:cs="Times New Roman"/>
-          <w:lang w:eastAsia="es-CO"/>
-          <w14:ligatures w14:val="none"/>
-        </w:rPr>
-        <w:lastRenderedPageBreak/>
+      <w:r>
+        <w:rPr>
+          <w:rFonts w:ascii="Calibri" w:eastAsia="Calibri" w:hAnsi="Calibri" w:cs="Times New Roman"/>
+          <w:lang w:eastAsia="es-CO"/>
+          <w14:ligatures w14:val="none"/>
+        </w:rPr>
+        <w:t>.</w:t>
+      </w:r>
+    </w:p>
+    <w:p>
+      <w:pPr>
+        <w:rPr>
+          <w:rFonts w:ascii="Calibri" w:eastAsia="Calibri" w:hAnsi="Calibri" w:cs="Times New Roman"/>
+          <w:lang w:eastAsia="es-CO"/>
+          <w14:ligatures w14:val="none"/>
+        </w:rPr>
+      </w:pPr>
+      <w:r>
+        <w:rPr>
+          <w:rFonts w:ascii="Calibri" w:eastAsia="Calibri" w:hAnsi="Calibri" w:cs="Times New Roman"/>
+          <w:lang w:eastAsia="es-CO"/>
+          <w14:ligatures w14:val="none"/>
+        </w:rPr>
         <w:t>El diseño físico también busca optimizar el desempeño del sistema, permitiendo que las consultas se ejecuten de forma rápida y eficiente, especialmente cuando la base de datos maneja grandes volúmenes de información.</w:t>
       </w:r>
     </w:p>
@@ -12778,6 +12644,7 @@
           <w:lang w:eastAsia="es-CO"/>
           <w14:ligatures w14:val="none"/>
         </w:rPr>
+        <w:lastRenderedPageBreak/>
         <w:t>De esta forma, el diseño físico convierte la estructura lógica de la base de datos en una implementación real dentro del sistema, garantizando un almacenamiento eficiente, seguro y organizado de la información.</w:t>
       </w:r>
     </w:p>
@@ -12796,7 +12663,6 @@
       </w:pPr>
       <w:bookmarkStart w:id="12" w:name="_Toc230282739"/>
       <w:r>
-        <w:lastRenderedPageBreak/>
         <w:t>Normalización de bases de datos</w:t>
       </w:r>
       <w:bookmarkEnd w:id="12"/>
@@ -12978,6 +12844,7 @@
           <w:lang w:eastAsia="es-CO"/>
           <w14:ligatures w14:val="none"/>
         </w:rPr>
+        <w:lastRenderedPageBreak/>
         <w:t>Primera forma normal (1FN)</w:t>
       </w:r>
     </w:p>
@@ -12997,16 +12864,14 @@
         </w:rPr>
         <w:t xml:space="preserve">Se cumple cuando cada campo de la tabla contiene valores </w:t>
       </w:r>
-      <w:proofErr w:type="spellStart"/>
-      <w:r>
-        <w:rPr>
-          <w:rFonts w:ascii="Calibri" w:eastAsia="Calibri" w:hAnsi="Calibri" w:cs="Times New Roman"/>
-          <w:lang w:eastAsia="es-CO"/>
-          <w14:ligatures w14:val="none"/>
-        </w:rPr>
-        <w:t>atomicos</w:t>
-      </w:r>
-      <w:proofErr w:type="spellEnd"/>
+      <w:r>
+        <w:rPr>
+          <w:rFonts w:ascii="Calibri" w:eastAsia="Calibri" w:hAnsi="Calibri" w:cs="Times New Roman"/>
+          <w:lang w:eastAsia="es-CO"/>
+          <w14:ligatures w14:val="none"/>
+        </w:rPr>
+        <w:t>atómicos</w:t>
+      </w:r>
       <w:r>
         <w:rPr>
           <w:rFonts w:ascii="Calibri" w:eastAsia="Calibri" w:hAnsi="Calibri" w:cs="Times New Roman"/>
@@ -13015,15 +12880,6 @@
         </w:rPr>
         <w:t>, es decir, un solo valor por celda, y no existen grupos repetidos de datos.</w:t>
       </w:r>
-    </w:p>
-    <w:p>
-      <w:pPr>
-        <w:rPr>
-          <w:rFonts w:ascii="Calibri" w:eastAsia="Calibri" w:hAnsi="Calibri" w:cs="Times New Roman"/>
-          <w:lang w:eastAsia="es-CO"/>
-          <w14:ligatures w14:val="none"/>
-        </w:rPr>
-      </w:pPr>
     </w:p>
     <w:p>
       <w:pPr>
@@ -13045,8 +12901,25 @@
           <w:lang w:eastAsia="es-CO"/>
           <w14:ligatures w14:val="none"/>
         </w:rPr>
-        <w:lastRenderedPageBreak/>
-        <w:t>Segunda forma normal (1FN</w:t>
+        <w:t>Segunda forma normal (</w:t>
+      </w:r>
+      <w:r>
+        <w:rPr>
+          <w:rFonts w:ascii="Calibri" w:eastAsia="Calibri" w:hAnsi="Calibri" w:cs="Times New Roman"/>
+          <w:b/>
+          <w:lang w:eastAsia="es-CO"/>
+          <w14:ligatures w14:val="none"/>
+        </w:rPr>
+        <w:t>2</w:t>
+      </w:r>
+      <w:r>
+        <w:rPr>
+          <w:rFonts w:ascii="Calibri" w:eastAsia="Calibri" w:hAnsi="Calibri" w:cs="Times New Roman"/>
+          <w:b/>
+          <w:lang w:eastAsia="es-CO"/>
+          <w14:ligatures w14:val="none"/>
+        </w:rPr>
+        <w:t>FN</w:t>
       </w:r>
       <w:r>
         <w:rPr>
@@ -13073,16 +12946,14 @@
         </w:rPr>
         <w:t xml:space="preserve">Se alcanza cuando la tabla ya cumple con la primera forma normal, y </w:t>
       </w:r>
-      <w:proofErr w:type="spellStart"/>
-      <w:r>
-        <w:rPr>
-          <w:rFonts w:ascii="Calibri" w:eastAsia="Calibri" w:hAnsi="Calibri" w:cs="Times New Roman"/>
-          <w:lang w:eastAsia="es-CO"/>
-          <w14:ligatures w14:val="none"/>
-        </w:rPr>
-        <w:t>demas</w:t>
-      </w:r>
-      <w:proofErr w:type="spellEnd"/>
+      <w:r>
+        <w:rPr>
+          <w:rFonts w:ascii="Calibri" w:eastAsia="Calibri" w:hAnsi="Calibri" w:cs="Times New Roman"/>
+          <w:lang w:eastAsia="es-CO"/>
+          <w14:ligatures w14:val="none"/>
+        </w:rPr>
+        <w:t>demás</w:t>
+      </w:r>
       <w:r>
         <w:rPr>
           <w:rFonts w:ascii="Calibri" w:eastAsia="Calibri" w:hAnsi="Calibri" w:cs="Times New Roman"/>
@@ -13113,7 +12984,25 @@
           <w:lang w:eastAsia="es-CO"/>
           <w14:ligatures w14:val="none"/>
         </w:rPr>
-        <w:t>Tercera forma normal (1FN)</w:t>
+        <w:t>Tercera forma normal (</w:t>
+      </w:r>
+      <w:r>
+        <w:rPr>
+          <w:rFonts w:ascii="Calibri" w:eastAsia="Calibri" w:hAnsi="Calibri" w:cs="Times New Roman"/>
+          <w:b/>
+          <w:lang w:eastAsia="es-CO"/>
+          <w14:ligatures w14:val="none"/>
+        </w:rPr>
+        <w:t>3</w:t>
+      </w:r>
+      <w:r>
+        <w:rPr>
+          <w:rFonts w:ascii="Calibri" w:eastAsia="Calibri" w:hAnsi="Calibri" w:cs="Times New Roman"/>
+          <w:b/>
+          <w:lang w:eastAsia="es-CO"/>
+          <w14:ligatures w14:val="none"/>
+        </w:rPr>
+        <w:t>FN)</w:t>
       </w:r>
     </w:p>
     <w:p>
@@ -13132,16 +13021,14 @@
         </w:rPr>
         <w:t xml:space="preserve">Se cumple la tabla </w:t>
       </w:r>
-      <w:proofErr w:type="spellStart"/>
-      <w:r>
-        <w:rPr>
-          <w:rFonts w:ascii="Calibri" w:eastAsia="Calibri" w:hAnsi="Calibri" w:cs="Times New Roman"/>
-          <w:lang w:eastAsia="es-CO"/>
-          <w14:ligatures w14:val="none"/>
-        </w:rPr>
-        <w:t>esta</w:t>
-      </w:r>
-      <w:proofErr w:type="spellEnd"/>
+      <w:r>
+        <w:rPr>
+          <w:rFonts w:ascii="Calibri" w:eastAsia="Calibri" w:hAnsi="Calibri" w:cs="Times New Roman"/>
+          <w:lang w:eastAsia="es-CO"/>
+          <w14:ligatures w14:val="none"/>
+        </w:rPr>
+        <w:t>está</w:t>
+      </w:r>
       <w:r>
         <w:rPr>
           <w:rFonts w:ascii="Calibri" w:eastAsia="Calibri" w:hAnsi="Calibri" w:cs="Times New Roman"/>
@@ -13167,6 +13054,15 @@
         </w:rPr>
         <w:t>Para comprender mejor este proceso, se presenta un ejemplo sencillo:</w:t>
       </w:r>
+    </w:p>
+    <w:p>
+      <w:pPr>
+        <w:rPr>
+          <w:rFonts w:ascii="Calibri" w:eastAsia="Calibri" w:hAnsi="Calibri" w:cs="Times New Roman"/>
+          <w:lang w:eastAsia="es-CO"/>
+          <w14:ligatures w14:val="none"/>
+        </w:rPr>
+      </w:pPr>
     </w:p>
     <w:p>
       <w:pPr>
@@ -13338,6 +13234,7 @@
         <w:rPr>
           <w:lang w:eastAsia="es-CO"/>
         </w:rPr>
+        <w:lastRenderedPageBreak/>
         <w:t>Usuario</w:t>
       </w:r>
     </w:p>
@@ -13460,7 +13357,6 @@
         <w:rPr>
           <w:lang w:eastAsia="es-CO"/>
         </w:rPr>
-        <w:lastRenderedPageBreak/>
         <w:t>Libro</w:t>
       </w:r>
     </w:p>
@@ -13853,39 +13749,38 @@
     </w:p>
     <w:p>
       <w:pPr>
-        <w:rPr>
-          <w:rFonts w:ascii="Calibri" w:eastAsia="Calibri" w:hAnsi="Calibri" w:cs="Times New Roman"/>
-          <w:lang w:eastAsia="es-CO"/>
-          <w14:ligatures w14:val="none"/>
-        </w:rPr>
-      </w:pPr>
-    </w:p>
-    <w:p>
-      <w:pPr>
         <w:pStyle w:val="Ttulo2"/>
       </w:pPr>
       <w:bookmarkStart w:id="14" w:name="_Toc230282741"/>
       <w:r>
+        <w:t>Entidades, atributos y relaciones</w:t>
+      </w:r>
+      <w:bookmarkEnd w:id="14"/>
+    </w:p>
+    <w:p>
+      <w:pPr>
+        <w:rPr>
+          <w:rFonts w:ascii="Calibri" w:eastAsia="Calibri" w:hAnsi="Calibri" w:cs="Times New Roman"/>
+          <w:lang w:eastAsia="es-CO"/>
+          <w14:ligatures w14:val="none"/>
+        </w:rPr>
+      </w:pPr>
+      <w:r>
+        <w:rPr>
+          <w:rFonts w:ascii="Calibri" w:eastAsia="Calibri" w:hAnsi="Calibri" w:cs="Times New Roman"/>
+          <w:lang w:eastAsia="es-CO"/>
+          <w14:ligatures w14:val="none"/>
+        </w:rPr>
+        <w:t xml:space="preserve">En el modelo relacional, la información se organiza en estructuras que permiten representar y gestionar los datos dentro de una base de datos. Para comprender esta </w:t>
+      </w:r>
+      <w:r>
+        <w:rPr>
+          <w:rFonts w:ascii="Calibri" w:eastAsia="Calibri" w:hAnsi="Calibri" w:cs="Times New Roman"/>
+          <w:lang w:eastAsia="es-CO"/>
+          <w14:ligatures w14:val="none"/>
+        </w:rPr>
         <w:lastRenderedPageBreak/>
-        <w:t>Entidades, atributos y relaciones</w:t>
-      </w:r>
-      <w:bookmarkEnd w:id="14"/>
-    </w:p>
-    <w:p>
-      <w:pPr>
-        <w:rPr>
-          <w:rFonts w:ascii="Calibri" w:eastAsia="Calibri" w:hAnsi="Calibri" w:cs="Times New Roman"/>
-          <w:lang w:eastAsia="es-CO"/>
-          <w14:ligatures w14:val="none"/>
-        </w:rPr>
-      </w:pPr>
-      <w:r>
-        <w:rPr>
-          <w:rFonts w:ascii="Calibri" w:eastAsia="Calibri" w:hAnsi="Calibri" w:cs="Times New Roman"/>
-          <w:lang w:eastAsia="es-CO"/>
-          <w14:ligatures w14:val="none"/>
-        </w:rPr>
-        <w:t>En el modelo relacional, la información se organiza en estructuras que permiten representar y gestionar los datos dentro de una base de datos. Para comprender esta estructura es importante interpretar cómo los elementos definidos en el modelo conceptual se reflejan en el modelo relacional.</w:t>
+        <w:t>estructura es importante interpretar cómo los elementos definidos en el modelo conceptual se reflejan en el modelo relacional.</w:t>
       </w:r>
     </w:p>
     <w:p>
@@ -13947,15 +13842,6 @@
           <w14:ligatures w14:val="none"/>
         </w:rPr>
       </w:pPr>
-    </w:p>
-    <w:p>
-      <w:pPr>
-        <w:rPr>
-          <w:rFonts w:ascii="Calibri" w:eastAsia="Calibri" w:hAnsi="Calibri" w:cs="Times New Roman"/>
-          <w:lang w:eastAsia="es-CO"/>
-          <w14:ligatures w14:val="none"/>
-        </w:rPr>
-      </w:pPr>
       <w:r>
         <w:rPr>
           <w:rFonts w:ascii="Calibri" w:eastAsia="Calibri" w:hAnsi="Calibri" w:cs="Times New Roman"/>
@@ -13967,30 +13853,47 @@
     </w:p>
     <w:p>
       <w:pPr>
+        <w:rPr>
+          <w:rFonts w:ascii="Calibri" w:eastAsia="Calibri" w:hAnsi="Calibri" w:cs="Times New Roman"/>
+          <w:lang w:eastAsia="es-CO"/>
+          <w14:ligatures w14:val="none"/>
+        </w:rPr>
+      </w:pPr>
+    </w:p>
+    <w:p>
+      <w:pPr>
         <w:pStyle w:val="Ttulo2"/>
       </w:pPr>
       <w:bookmarkStart w:id="15" w:name="_Toc230282742"/>
       <w:r>
+        <w:t>Llaves primarias y foráneas</w:t>
+      </w:r>
+      <w:bookmarkEnd w:id="15"/>
+    </w:p>
+    <w:p>
+      <w:pPr>
+        <w:rPr>
+          <w:rFonts w:ascii="Calibri" w:eastAsia="Calibri" w:hAnsi="Calibri" w:cs="Times New Roman"/>
+          <w:lang w:eastAsia="es-CO"/>
+          <w14:ligatures w14:val="none"/>
+        </w:rPr>
+      </w:pPr>
+      <w:r>
+        <w:rPr>
+          <w:rFonts w:ascii="Calibri" w:eastAsia="Calibri" w:hAnsi="Calibri" w:cs="Times New Roman"/>
+          <w:lang w:eastAsia="es-CO"/>
+          <w14:ligatures w14:val="none"/>
+        </w:rPr>
+        <w:t xml:space="preserve">En el modelo relacional, las tablas utilizan diferentes tipos de llaves para identificar los registros y establecer relaciones entre los datos almacenados. Las más </w:t>
+      </w:r>
+      <w:r>
+        <w:rPr>
+          <w:rFonts w:ascii="Calibri" w:eastAsia="Calibri" w:hAnsi="Calibri" w:cs="Times New Roman"/>
+          <w:lang w:eastAsia="es-CO"/>
+          <w14:ligatures w14:val="none"/>
+        </w:rPr>
         <w:lastRenderedPageBreak/>
-        <w:t>Llaves primarias y foráneas</w:t>
-      </w:r>
-      <w:bookmarkEnd w:id="15"/>
-    </w:p>
-    <w:p>
-      <w:pPr>
-        <w:rPr>
-          <w:rFonts w:ascii="Calibri" w:eastAsia="Calibri" w:hAnsi="Calibri" w:cs="Times New Roman"/>
-          <w:lang w:eastAsia="es-CO"/>
-          <w14:ligatures w14:val="none"/>
-        </w:rPr>
-      </w:pPr>
-      <w:r>
-        <w:rPr>
-          <w:rFonts w:ascii="Calibri" w:eastAsia="Calibri" w:hAnsi="Calibri" w:cs="Times New Roman"/>
-          <w:lang w:eastAsia="es-CO"/>
-          <w14:ligatures w14:val="none"/>
-        </w:rPr>
-        <w:t>En el modelo relacional, las tablas utilizan diferentes tipos de llaves para identificar los registros y establecer relaciones entre los datos almacenados. Las más importantes son la llave primaria y la llave foránea, ya que permiten organizar la información y mantener la coherencia entre las tablas de una base de datos.</w:t>
+        <w:t>importantes son la llave primaria y la llave foránea, ya que permiten organizar la información y mantener la coherencia entre las tablas de una base de datos.</w:t>
       </w:r>
     </w:p>
     <w:p>
@@ -14053,6 +13956,22 @@
         </w:rPr>
         <w:t xml:space="preserve">Es el atributo o conjunto de atributos que identifica de forma </w:t>
       </w:r>
+      <w:r>
+        <w:rPr>
+          <w:rFonts w:ascii="Calibri" w:eastAsia="Calibri" w:hAnsi="Calibri" w:cs="Times New Roman"/>
+          <w:lang w:eastAsia="es-CO"/>
+          <w14:ligatures w14:val="none"/>
+        </w:rPr>
+        <w:t>única</w:t>
+      </w:r>
+      <w:r>
+        <w:rPr>
+          <w:rFonts w:ascii="Calibri" w:eastAsia="Calibri" w:hAnsi="Calibri" w:cs="Times New Roman"/>
+          <w:lang w:eastAsia="es-CO"/>
+          <w14:ligatures w14:val="none"/>
+        </w:rPr>
+        <w:t xml:space="preserve"> cada registro dentro de una tabla. Sus valores no pueden repetirse ni ser nulos. Por ejemplo, en una tabla llamada Usuario, el campo </w:t>
+      </w:r>
       <w:proofErr w:type="spellStart"/>
       <w:r>
         <w:rPr>
@@ -14060,7 +13979,7 @@
           <w:lang w:eastAsia="es-CO"/>
           <w14:ligatures w14:val="none"/>
         </w:rPr>
-        <w:t>unica</w:t>
+        <w:t>id_usuario</w:t>
       </w:r>
       <w:proofErr w:type="spellEnd"/>
       <w:r>
@@ -14069,36 +13988,32 @@
           <w:lang w:eastAsia="es-CO"/>
           <w14:ligatures w14:val="none"/>
         </w:rPr>
-        <w:t xml:space="preserve"> cada registro dentro de una tabla. Sus valores no pueden repetirse ni ser nulos. Por ejemplo, en una tabla llamada Usuario, el campo </w:t>
-      </w:r>
-      <w:proofErr w:type="spellStart"/>
-      <w:r>
-        <w:rPr>
-          <w:rFonts w:ascii="Calibri" w:eastAsia="Calibri" w:hAnsi="Calibri" w:cs="Times New Roman"/>
-          <w:lang w:eastAsia="es-CO"/>
-          <w14:ligatures w14:val="none"/>
-        </w:rPr>
-        <w:t>id_usuario</w:t>
-      </w:r>
-      <w:proofErr w:type="spellEnd"/>
-      <w:r>
-        <w:rPr>
-          <w:rFonts w:ascii="Calibri" w:eastAsia="Calibri" w:hAnsi="Calibri" w:cs="Times New Roman"/>
-          <w:lang w:eastAsia="es-CO"/>
-          <w14:ligatures w14:val="none"/>
-        </w:rPr>
-        <w:t xml:space="preserve"> puede funcionar como lleve primaria. permitiendo identificar de manera </w:t>
-      </w:r>
-      <w:proofErr w:type="spellStart"/>
-      <w:r>
-        <w:rPr>
-          <w:rFonts w:ascii="Calibri" w:eastAsia="Calibri" w:hAnsi="Calibri" w:cs="Times New Roman"/>
-          <w:lang w:eastAsia="es-CO"/>
-          <w14:ligatures w14:val="none"/>
-        </w:rPr>
-        <w:t>unica</w:t>
-      </w:r>
-      <w:proofErr w:type="spellEnd"/>
+        <w:t xml:space="preserve"> puede funcionar como ll</w:t>
+      </w:r>
+      <w:r>
+        <w:rPr>
+          <w:rFonts w:ascii="Calibri" w:eastAsia="Calibri" w:hAnsi="Calibri" w:cs="Times New Roman"/>
+          <w:lang w:eastAsia="es-CO"/>
+          <w14:ligatures w14:val="none"/>
+        </w:rPr>
+        <w:t>a</w:t>
+      </w:r>
+      <w:r>
+        <w:rPr>
+          <w:rFonts w:ascii="Calibri" w:eastAsia="Calibri" w:hAnsi="Calibri" w:cs="Times New Roman"/>
+          <w:lang w:eastAsia="es-CO"/>
+          <w14:ligatures w14:val="none"/>
+        </w:rPr>
+        <w:t xml:space="preserve">ve primaria. permitiendo identificar de manera </w:t>
+      </w:r>
+      <w:r>
+        <w:rPr>
+          <w:rFonts w:ascii="Calibri" w:eastAsia="Calibri" w:hAnsi="Calibri" w:cs="Times New Roman"/>
+          <w:lang w:eastAsia="es-CO"/>
+          <w14:ligatures w14:val="none"/>
+        </w:rPr>
+        <w:t>única</w:t>
+      </w:r>
       <w:r>
         <w:rPr>
           <w:rFonts w:ascii="Calibri" w:eastAsia="Calibri" w:hAnsi="Calibri" w:cs="Times New Roman"/>
@@ -14131,6 +14046,24 @@
         </w:rPr>
         <w:t xml:space="preserve">Llave </w:t>
       </w:r>
+      <w:r>
+        <w:rPr>
+          <w:rFonts w:ascii="Calibri" w:eastAsia="Calibri" w:hAnsi="Calibri" w:cs="Times New Roman"/>
+          <w:b/>
+          <w:lang w:eastAsia="es-CO"/>
+          <w14:ligatures w14:val="none"/>
+        </w:rPr>
+        <w:t>foránea</w:t>
+      </w:r>
+      <w:r>
+        <w:rPr>
+          <w:rFonts w:ascii="Calibri" w:eastAsia="Calibri" w:hAnsi="Calibri" w:cs="Times New Roman"/>
+          <w:b/>
+          <w:lang w:eastAsia="es-CO"/>
+          <w14:ligatures w14:val="none"/>
+        </w:rPr>
+        <w:t xml:space="preserve"> (</w:t>
+      </w:r>
       <w:proofErr w:type="spellStart"/>
       <w:r>
         <w:rPr>
@@ -14139,7 +14072,7 @@
           <w:lang w:eastAsia="es-CO"/>
           <w14:ligatures w14:val="none"/>
         </w:rPr>
-        <w:t>foranea</w:t>
+        <w:t>Foreign</w:t>
       </w:r>
       <w:proofErr w:type="spellEnd"/>
       <w:r>
@@ -14149,44 +14082,74 @@
           <w:lang w:eastAsia="es-CO"/>
           <w14:ligatures w14:val="none"/>
         </w:rPr>
-        <w:t xml:space="preserve"> (</w:t>
+        <w:t xml:space="preserve"> Key - FK)</w:t>
+      </w:r>
+    </w:p>
+    <w:p>
+      <w:pPr>
+        <w:rPr>
+          <w:rFonts w:ascii="Calibri" w:eastAsia="Calibri" w:hAnsi="Calibri" w:cs="Times New Roman"/>
+          <w:lang w:eastAsia="es-CO"/>
+          <w14:ligatures w14:val="none"/>
+        </w:rPr>
+      </w:pPr>
+      <w:r>
+        <w:rPr>
+          <w:rFonts w:ascii="Calibri" w:eastAsia="Calibri" w:hAnsi="Calibri" w:cs="Times New Roman"/>
+          <w:lang w:eastAsia="es-CO"/>
+          <w14:ligatures w14:val="none"/>
+        </w:rPr>
+        <w:t xml:space="preserve">Es un atributo que establece una </w:t>
+      </w:r>
+      <w:r>
+        <w:rPr>
+          <w:rFonts w:ascii="Calibri" w:eastAsia="Calibri" w:hAnsi="Calibri" w:cs="Times New Roman"/>
+          <w:lang w:eastAsia="es-CO"/>
+          <w14:ligatures w14:val="none"/>
+        </w:rPr>
+        <w:t>relación</w:t>
+      </w:r>
+      <w:r>
+        <w:rPr>
+          <w:rFonts w:ascii="Calibri" w:eastAsia="Calibri" w:hAnsi="Calibri" w:cs="Times New Roman"/>
+          <w:lang w:eastAsia="es-CO"/>
+          <w14:ligatures w14:val="none"/>
+        </w:rPr>
+        <w:t xml:space="preserve"> entre dos tablas. Este campo hace referencia a la llave primaria de otra tabla, permitiendo conectar la información almacenada en diferentes entidades. Por ejemplo, en una tabla llamado </w:t>
       </w:r>
       <w:proofErr w:type="spellStart"/>
       <w:r>
         <w:rPr>
           <w:rFonts w:ascii="Calibri" w:eastAsia="Calibri" w:hAnsi="Calibri" w:cs="Times New Roman"/>
-          <w:b/>
-          <w:lang w:eastAsia="es-CO"/>
-          <w14:ligatures w14:val="none"/>
-        </w:rPr>
-        <w:t>Foreign</w:t>
+          <w:lang w:eastAsia="es-CO"/>
+          <w14:ligatures w14:val="none"/>
+        </w:rPr>
+        <w:t>Pr</w:t>
+      </w:r>
+      <w:r>
+        <w:rPr>
+          <w:rFonts w:ascii="Calibri" w:eastAsia="Calibri" w:hAnsi="Calibri" w:cs="Times New Roman"/>
+          <w:lang w:eastAsia="es-CO"/>
+          <w14:ligatures w14:val="none"/>
+        </w:rPr>
+        <w:t>e</w:t>
+      </w:r>
+      <w:r>
+        <w:rPr>
+          <w:rFonts w:ascii="Calibri" w:eastAsia="Calibri" w:hAnsi="Calibri" w:cs="Times New Roman"/>
+          <w:lang w:eastAsia="es-CO"/>
+          <w14:ligatures w14:val="none"/>
+        </w:rPr>
+        <w:t>stamo</w:t>
       </w:r>
       <w:proofErr w:type="spellEnd"/>
       <w:r>
         <w:rPr>
           <w:rFonts w:ascii="Calibri" w:eastAsia="Calibri" w:hAnsi="Calibri" w:cs="Times New Roman"/>
-          <w:b/>
-          <w:lang w:eastAsia="es-CO"/>
-          <w14:ligatures w14:val="none"/>
-        </w:rPr>
-        <w:t xml:space="preserve"> Key - FK)</w:t>
-      </w:r>
-    </w:p>
-    <w:p>
-      <w:pPr>
-        <w:rPr>
-          <w:rFonts w:ascii="Calibri" w:eastAsia="Calibri" w:hAnsi="Calibri" w:cs="Times New Roman"/>
-          <w:lang w:eastAsia="es-CO"/>
-          <w14:ligatures w14:val="none"/>
-        </w:rPr>
-      </w:pPr>
-      <w:r>
-        <w:rPr>
-          <w:rFonts w:ascii="Calibri" w:eastAsia="Calibri" w:hAnsi="Calibri" w:cs="Times New Roman"/>
-          <w:lang w:eastAsia="es-CO"/>
-          <w14:ligatures w14:val="none"/>
-        </w:rPr>
-        <w:t xml:space="preserve">Es un atributo que establece una </w:t>
+          <w:lang w:eastAsia="es-CO"/>
+          <w14:ligatures w14:val="none"/>
+        </w:rPr>
+        <w:t xml:space="preserve">, el campo </w:t>
       </w:r>
       <w:proofErr w:type="spellStart"/>
       <w:r>
@@ -14195,7 +14158,7 @@
           <w:lang w:eastAsia="es-CO"/>
           <w14:ligatures w14:val="none"/>
         </w:rPr>
-        <w:t>relacion</w:t>
+        <w:t>id_usuario</w:t>
       </w:r>
       <w:proofErr w:type="spellEnd"/>
       <w:r>
@@ -14204,7 +14167,23 @@
           <w:lang w:eastAsia="es-CO"/>
           <w14:ligatures w14:val="none"/>
         </w:rPr>
-        <w:t xml:space="preserve"> entre dos tablas. Este campo hace referencia a la llave primaria de otra tabla, permitiendo conectar la información almacenada en diferentes entidades. Por ejemplo, en una tabla llamado </w:t>
+        <w:t xml:space="preserve"> puede funcionar como llave </w:t>
+      </w:r>
+      <w:r>
+        <w:rPr>
+          <w:rFonts w:ascii="Calibri" w:eastAsia="Calibri" w:hAnsi="Calibri" w:cs="Times New Roman"/>
+          <w:lang w:eastAsia="es-CO"/>
+          <w14:ligatures w14:val="none"/>
+        </w:rPr>
+        <w:t>foránea</w:t>
+      </w:r>
+      <w:r>
+        <w:rPr>
+          <w:rFonts w:ascii="Calibri" w:eastAsia="Calibri" w:hAnsi="Calibri" w:cs="Times New Roman"/>
+          <w:lang w:eastAsia="es-CO"/>
+          <w14:ligatures w14:val="none"/>
+        </w:rPr>
+        <w:t xml:space="preserve"> que hace referencia al </w:t>
       </w:r>
       <w:proofErr w:type="spellStart"/>
       <w:r>
@@ -14213,7 +14192,7 @@
           <w:lang w:eastAsia="es-CO"/>
           <w14:ligatures w14:val="none"/>
         </w:rPr>
-        <w:t>Prestamo</w:t>
+        <w:t>id_usuario</w:t>
       </w:r>
       <w:proofErr w:type="spellEnd"/>
       <w:r>
@@ -14222,60 +14201,6 @@
           <w:lang w:eastAsia="es-CO"/>
           <w14:ligatures w14:val="none"/>
         </w:rPr>
-        <w:t xml:space="preserve">, el campo </w:t>
-      </w:r>
-      <w:proofErr w:type="spellStart"/>
-      <w:r>
-        <w:rPr>
-          <w:rFonts w:ascii="Calibri" w:eastAsia="Calibri" w:hAnsi="Calibri" w:cs="Times New Roman"/>
-          <w:lang w:eastAsia="es-CO"/>
-          <w14:ligatures w14:val="none"/>
-        </w:rPr>
-        <w:t>id_usuario</w:t>
-      </w:r>
-      <w:proofErr w:type="spellEnd"/>
-      <w:r>
-        <w:rPr>
-          <w:rFonts w:ascii="Calibri" w:eastAsia="Calibri" w:hAnsi="Calibri" w:cs="Times New Roman"/>
-          <w:lang w:eastAsia="es-CO"/>
-          <w14:ligatures w14:val="none"/>
-        </w:rPr>
-        <w:t xml:space="preserve"> puede funcionar como llave </w:t>
-      </w:r>
-      <w:proofErr w:type="spellStart"/>
-      <w:r>
-        <w:rPr>
-          <w:rFonts w:ascii="Calibri" w:eastAsia="Calibri" w:hAnsi="Calibri" w:cs="Times New Roman"/>
-          <w:lang w:eastAsia="es-CO"/>
-          <w14:ligatures w14:val="none"/>
-        </w:rPr>
-        <w:t>foranea</w:t>
-      </w:r>
-      <w:proofErr w:type="spellEnd"/>
-      <w:r>
-        <w:rPr>
-          <w:rFonts w:ascii="Calibri" w:eastAsia="Calibri" w:hAnsi="Calibri" w:cs="Times New Roman"/>
-          <w:lang w:eastAsia="es-CO"/>
-          <w14:ligatures w14:val="none"/>
-        </w:rPr>
-        <w:t xml:space="preserve"> que hace referencia al </w:t>
-      </w:r>
-      <w:proofErr w:type="spellStart"/>
-      <w:r>
-        <w:rPr>
-          <w:rFonts w:ascii="Calibri" w:eastAsia="Calibri" w:hAnsi="Calibri" w:cs="Times New Roman"/>
-          <w:lang w:eastAsia="es-CO"/>
-          <w14:ligatures w14:val="none"/>
-        </w:rPr>
-        <w:t>id_usuario</w:t>
-      </w:r>
-      <w:proofErr w:type="spellEnd"/>
-      <w:r>
-        <w:rPr>
-          <w:rFonts w:ascii="Calibri" w:eastAsia="Calibri" w:hAnsi="Calibri" w:cs="Times New Roman"/>
-          <w:lang w:eastAsia="es-CO"/>
-          <w14:ligatures w14:val="none"/>
-        </w:rPr>
         <w:t xml:space="preserve"> de la tabla Usuario.</w:t>
       </w:r>
     </w:p>
@@ -14287,22 +14212,23 @@
           <w14:ligatures w14:val="none"/>
         </w:rPr>
       </w:pPr>
-    </w:p>
-    <w:p>
-      <w:pPr>
-        <w:rPr>
-          <w:rFonts w:ascii="Calibri" w:eastAsia="Calibri" w:hAnsi="Calibri" w:cs="Times New Roman"/>
-          <w:lang w:eastAsia="es-CO"/>
-          <w14:ligatures w14:val="none"/>
-        </w:rPr>
-      </w:pPr>
-      <w:r>
-        <w:rPr>
-          <w:rFonts w:ascii="Calibri" w:eastAsia="Calibri" w:hAnsi="Calibri" w:cs="Times New Roman"/>
-          <w:lang w:eastAsia="es-CO"/>
-          <w14:ligatures w14:val="none"/>
-        </w:rPr>
-        <w:t>El uso de estas llaves permite mantener la relación entre las tablas y facilita la consulta, actualización y organización de la información dentro de una base de datos relacional. Para comprender mejor cómo funcionan las llaves primarias y foráneas dentro de un modelo relacional, a continuación, se presenta un ejemplo sencillo.</w:t>
+      <w:r>
+        <w:rPr>
+          <w:rFonts w:ascii="Calibri" w:eastAsia="Calibri" w:hAnsi="Calibri" w:cs="Times New Roman"/>
+          <w:lang w:eastAsia="es-CO"/>
+          <w14:ligatures w14:val="none"/>
+        </w:rPr>
+        <w:t>El uso de estas llaves permite mantener la relación entre las tablas y fac</w:t>
+      </w:r>
+      <w:bookmarkStart w:id="16" w:name="_GoBack"/>
+      <w:bookmarkEnd w:id="16"/>
+      <w:r>
+        <w:rPr>
+          <w:rFonts w:ascii="Calibri" w:eastAsia="Calibri" w:hAnsi="Calibri" w:cs="Times New Roman"/>
+          <w:lang w:eastAsia="es-CO"/>
+          <w14:ligatures w14:val="none"/>
+        </w:rPr>
+        <w:t>ilita la consulta, actualización y organización de la información dentro de una base de datos relacional. Para comprender mejor cómo funcionan las llaves primarias y foráneas dentro de un modelo relacional, a continuación, se presenta un ejemplo sencillo.</w:t>
       </w:r>
     </w:p>
     <w:p>
@@ -14325,7 +14251,6 @@
         <w:rPr>
           <w:lang w:eastAsia="es-CO"/>
         </w:rPr>
-        <w:lastRenderedPageBreak/>
         <w:t>Ejemplo de llaves primarias y foráneas en un modelo relacional</w:t>
       </w:r>
     </w:p>
@@ -14503,6 +14428,7 @@
               </w:rPr>
             </w:pPr>
             <w:r>
+              <w:lastRenderedPageBreak/>
               <w:t>Libro</w:t>
             </w:r>
           </w:p>
@@ -14726,11 +14652,11 @@
       <w:pPr>
         <w:pStyle w:val="Ttulo2"/>
       </w:pPr>
-      <w:bookmarkStart w:id="16" w:name="_Toc230282743"/>
+      <w:bookmarkStart w:id="17" w:name="_Toc230282743"/>
       <w:r>
         <w:t>Integridad de identidad e integridad referencial</w:t>
       </w:r>
-      <w:bookmarkEnd w:id="16"/>
+      <w:bookmarkEnd w:id="17"/>
     </w:p>
     <w:p>
       <w:pPr>
@@ -14770,42 +14696,85 @@
           <w:lang w:eastAsia="es-CO"/>
           <w14:ligatures w14:val="none"/>
         </w:rPr>
+        <w:t>Integridad de identidad</w:t>
+      </w:r>
+      <w:r>
+        <w:rPr>
+          <w:rFonts w:ascii="Calibri" w:eastAsia="Calibri" w:hAnsi="Calibri" w:cs="Times New Roman"/>
+          <w:lang w:eastAsia="es-CO"/>
+          <w14:ligatures w14:val="none"/>
+        </w:rPr>
+        <w:t xml:space="preserve"> </w:t>
+      </w:r>
+    </w:p>
+    <w:p>
+      <w:pPr>
+        <w:jc w:val="both"/>
+        <w:rPr>
+          <w:rFonts w:ascii="Calibri" w:eastAsia="Calibri" w:hAnsi="Calibri" w:cs="Times New Roman"/>
+          <w:lang w:eastAsia="es-CO"/>
+          <w14:ligatures w14:val="none"/>
+        </w:rPr>
+      </w:pPr>
+      <w:r>
+        <w:rPr>
+          <w:rFonts w:ascii="Calibri" w:eastAsia="Calibri" w:hAnsi="Calibri" w:cs="Times New Roman"/>
+          <w:lang w:eastAsia="es-CO"/>
+          <w14:ligatures w14:val="none"/>
+        </w:rPr>
+        <w:t>E</w:t>
+      </w:r>
+      <w:r>
+        <w:rPr>
+          <w:rFonts w:ascii="Calibri" w:eastAsia="Calibri" w:hAnsi="Calibri" w:cs="Times New Roman"/>
+          <w:lang w:eastAsia="es-CO"/>
+          <w14:ligatures w14:val="none"/>
+        </w:rPr>
+        <w:t>stablece que cada registro dentro de una tabla debe ser identificado de manera única mediante una llave primaria (</w:t>
+      </w:r>
+      <w:proofErr w:type="spellStart"/>
+      <w:r>
+        <w:rPr>
+          <w:rFonts w:ascii="Calibri" w:eastAsia="Calibri" w:hAnsi="Calibri" w:cs="Times New Roman"/>
+          <w:lang w:eastAsia="es-CO"/>
+          <w14:ligatures w14:val="none"/>
+        </w:rPr>
+        <w:t>Primary</w:t>
+      </w:r>
+      <w:proofErr w:type="spellEnd"/>
+      <w:r>
+        <w:rPr>
+          <w:rFonts w:ascii="Calibri" w:eastAsia="Calibri" w:hAnsi="Calibri" w:cs="Times New Roman"/>
+          <w:lang w:eastAsia="es-CO"/>
+          <w14:ligatures w14:val="none"/>
+        </w:rPr>
+        <w:t xml:space="preserve"> Key o PK). Esto significa que el valor de la </w:t>
+      </w:r>
+      <w:r>
+        <w:rPr>
+          <w:rFonts w:ascii="Calibri" w:eastAsia="Calibri" w:hAnsi="Calibri" w:cs="Times New Roman"/>
+          <w:lang w:eastAsia="es-CO"/>
+          <w14:ligatures w14:val="none"/>
+        </w:rPr>
         <w:lastRenderedPageBreak/>
-        <w:t>Integridad de identidad</w:t>
-      </w:r>
-      <w:r>
-        <w:rPr>
-          <w:rFonts w:ascii="Calibri" w:eastAsia="Calibri" w:hAnsi="Calibri" w:cs="Times New Roman"/>
-          <w:lang w:eastAsia="es-CO"/>
-          <w14:ligatures w14:val="none"/>
-        </w:rPr>
-        <w:t xml:space="preserve"> </w:t>
-      </w:r>
-    </w:p>
-    <w:p>
-      <w:pPr>
-        <w:jc w:val="both"/>
-        <w:rPr>
-          <w:rFonts w:ascii="Calibri" w:eastAsia="Calibri" w:hAnsi="Calibri" w:cs="Times New Roman"/>
-          <w:lang w:eastAsia="es-CO"/>
-          <w14:ligatures w14:val="none"/>
-        </w:rPr>
-      </w:pPr>
-      <w:r>
-        <w:rPr>
-          <w:rFonts w:ascii="Calibri" w:eastAsia="Calibri" w:hAnsi="Calibri" w:cs="Times New Roman"/>
-          <w:lang w:eastAsia="es-CO"/>
-          <w14:ligatures w14:val="none"/>
-        </w:rPr>
-        <w:t>E</w:t>
-      </w:r>
-      <w:r>
-        <w:rPr>
-          <w:rFonts w:ascii="Calibri" w:eastAsia="Calibri" w:hAnsi="Calibri" w:cs="Times New Roman"/>
-          <w:lang w:eastAsia="es-CO"/>
-          <w14:ligatures w14:val="none"/>
-        </w:rPr>
-        <w:t>stablece que cada registro dentro de una tabla debe ser identificado de manera única mediante una llave primaria (</w:t>
+        <w:t>llave primaria no puede repetirse ni quedar vacío, ya que su función es distinguir cada registro de los demás.</w:t>
+      </w:r>
+    </w:p>
+    <w:p>
+      <w:pPr>
+        <w:rPr>
+          <w:rFonts w:ascii="Calibri" w:eastAsia="Calibri" w:hAnsi="Calibri" w:cs="Times New Roman"/>
+          <w:lang w:eastAsia="es-CO"/>
+          <w14:ligatures w14:val="none"/>
+        </w:rPr>
+      </w:pPr>
+      <w:r>
+        <w:rPr>
+          <w:rFonts w:ascii="Calibri" w:eastAsia="Calibri" w:hAnsi="Calibri" w:cs="Times New Roman"/>
+          <w:lang w:eastAsia="es-CO"/>
+          <w14:ligatures w14:val="none"/>
+        </w:rPr>
+        <w:t xml:space="preserve">Por ejemplo, en una tabla llamada Usuario, el atributo </w:t>
       </w:r>
       <w:proofErr w:type="spellStart"/>
       <w:r>
@@ -14814,7 +14783,7 @@
           <w:lang w:eastAsia="es-CO"/>
           <w14:ligatures w14:val="none"/>
         </w:rPr>
-        <w:t>Primary</w:t>
+        <w:t>id_usuario</w:t>
       </w:r>
       <w:proofErr w:type="spellEnd"/>
       <w:r>
@@ -14823,64 +14792,8 @@
           <w:lang w:eastAsia="es-CO"/>
           <w14:ligatures w14:val="none"/>
         </w:rPr>
-        <w:t xml:space="preserve"> Key o PK). Esto significa que el valor de la llave primaria no puede repetirse ni quedar vacío, ya que su función es distinguir cada registro de los demás.</w:t>
-      </w:r>
-    </w:p>
-    <w:p>
-      <w:pPr>
-        <w:pStyle w:val="Prrafodelista"/>
-        <w:ind w:left="1429" w:firstLine="0"/>
-        <w:jc w:val="both"/>
-        <w:rPr>
-          <w:rFonts w:ascii="Calibri" w:eastAsia="Calibri" w:hAnsi="Calibri" w:cs="Times New Roman"/>
-          <w:lang w:eastAsia="es-CO"/>
-          <w14:ligatures w14:val="none"/>
-        </w:rPr>
-      </w:pPr>
-    </w:p>
-    <w:p>
-      <w:pPr>
-        <w:rPr>
-          <w:rFonts w:ascii="Calibri" w:eastAsia="Calibri" w:hAnsi="Calibri" w:cs="Times New Roman"/>
-          <w:lang w:eastAsia="es-CO"/>
-          <w14:ligatures w14:val="none"/>
-        </w:rPr>
-      </w:pPr>
-      <w:r>
-        <w:rPr>
-          <w:rFonts w:ascii="Calibri" w:eastAsia="Calibri" w:hAnsi="Calibri" w:cs="Times New Roman"/>
-          <w:lang w:eastAsia="es-CO"/>
-          <w14:ligatures w14:val="none"/>
-        </w:rPr>
-        <w:t xml:space="preserve">Por ejemplo, en una tabla llamada Usuario, el atributo </w:t>
-      </w:r>
-      <w:proofErr w:type="spellStart"/>
-      <w:r>
-        <w:rPr>
-          <w:rFonts w:ascii="Calibri" w:eastAsia="Calibri" w:hAnsi="Calibri" w:cs="Times New Roman"/>
-          <w:lang w:eastAsia="es-CO"/>
-          <w14:ligatures w14:val="none"/>
-        </w:rPr>
-        <w:t>id_usuario</w:t>
-      </w:r>
-      <w:proofErr w:type="spellEnd"/>
-      <w:r>
-        <w:rPr>
-          <w:rFonts w:ascii="Calibri" w:eastAsia="Calibri" w:hAnsi="Calibri" w:cs="Times New Roman"/>
-          <w:lang w:eastAsia="es-CO"/>
-          <w14:ligatures w14:val="none"/>
-        </w:rPr>
         <w:t xml:space="preserve"> puede utilizarse como llave primaria. De esta manera, cada usuario tendrá un identificador único dentro de la base de datos, lo que permite evitar duplicidad de registros y facilita la organización de la información.</w:t>
       </w:r>
-    </w:p>
-    <w:p>
-      <w:pPr>
-        <w:rPr>
-          <w:rFonts w:ascii="Calibri" w:eastAsia="Calibri" w:hAnsi="Calibri" w:cs="Times New Roman"/>
-          <w:lang w:eastAsia="es-CO"/>
-          <w14:ligatures w14:val="none"/>
-        </w:rPr>
-      </w:pPr>
     </w:p>
     <w:p>
       <w:pPr>
@@ -15044,15 +14957,6 @@
           <w14:ligatures w14:val="none"/>
         </w:rPr>
       </w:pPr>
-    </w:p>
-    <w:p>
-      <w:pPr>
-        <w:rPr>
-          <w:rFonts w:ascii="Calibri" w:eastAsia="Calibri" w:hAnsi="Calibri" w:cs="Times New Roman"/>
-          <w:lang w:eastAsia="es-CO"/>
-          <w14:ligatures w14:val="none"/>
-        </w:rPr>
-      </w:pPr>
       <w:r>
         <w:rPr>
           <w:rFonts w:ascii="Calibri" w:eastAsia="Calibri" w:hAnsi="Calibri" w:cs="Times New Roman"/>
@@ -15064,22 +14968,14 @@
     </w:p>
     <w:p>
       <w:pPr>
-        <w:rPr>
-          <w:rFonts w:ascii="Calibri" w:eastAsia="Calibri" w:hAnsi="Calibri" w:cs="Times New Roman"/>
-          <w:lang w:eastAsia="es-CO"/>
-          <w14:ligatures w14:val="none"/>
-        </w:rPr>
-      </w:pPr>
-    </w:p>
-    <w:p>
-      <w:pPr>
         <w:pStyle w:val="Ttulo2"/>
       </w:pPr>
-      <w:bookmarkStart w:id="17" w:name="_Toc230282744"/>
-      <w:r>
+      <w:bookmarkStart w:id="18" w:name="_Toc230282744"/>
+      <w:r>
+        <w:lastRenderedPageBreak/>
         <w:t>Restricciones y consistencia de los datos</w:t>
       </w:r>
-      <w:bookmarkEnd w:id="17"/>
+      <w:bookmarkEnd w:id="18"/>
     </w:p>
     <w:p>
       <w:pPr>
@@ -15196,15 +15092,6 @@
     </w:p>
     <w:p>
       <w:pPr>
-        <w:rPr>
-          <w:rFonts w:ascii="Calibri" w:eastAsia="Calibri" w:hAnsi="Calibri" w:cs="Times New Roman"/>
-          <w:lang w:eastAsia="es-CO"/>
-          <w14:ligatures w14:val="none"/>
-        </w:rPr>
-      </w:pPr>
-    </w:p>
-    <w:p>
-      <w:pPr>
         <w:pStyle w:val="Prrafodelista"/>
         <w:numPr>
           <w:ilvl w:val="0"/>
@@ -15254,7 +15141,6 @@
           <w:lang w:eastAsia="es-CO"/>
           <w14:ligatures w14:val="none"/>
         </w:rPr>
-        <w:lastRenderedPageBreak/>
         <w:t>FOREIGN KEY (FK)</w:t>
       </w:r>
       <w:r>
@@ -15311,7 +15197,16 @@
           <w:lang w:eastAsia="es-CO"/>
           <w14:ligatures w14:val="none"/>
         </w:rPr>
-        <w:t>La aplicación de estas restricciones fortalece la calidad de la información y facilita la administración de los datos dentro de los sistemas de información. Además, permite mantener la coherencia entre las diferentes tablas y garantizar que los registros cumplan con las reglas definidas en el diseño de la base de datos.</w:t>
+        <w:t xml:space="preserve">La aplicación de estas restricciones fortalece la calidad de la información y facilita la administración de los datos dentro de los sistemas de información. Además, permite </w:t>
+      </w:r>
+      <w:r>
+        <w:rPr>
+          <w:rFonts w:ascii="Calibri" w:eastAsia="Calibri" w:hAnsi="Calibri" w:cs="Times New Roman"/>
+          <w:lang w:eastAsia="es-CO"/>
+          <w14:ligatures w14:val="none"/>
+        </w:rPr>
+        <w:lastRenderedPageBreak/>
+        <w:t>mantener la coherencia entre las diferentes tablas y garantizar que los registros cumplan con las reglas definidas en el diseño de la base de datos.</w:t>
       </w:r>
     </w:p>
     <w:p>
@@ -15349,7 +15244,7 @@
           <w:rFonts w:eastAsia="Calibri"/>
         </w:rPr>
       </w:pPr>
-      <w:bookmarkStart w:id="18" w:name="_Toc230282745"/>
+      <w:bookmarkStart w:id="19" w:name="_Toc230282745"/>
       <w:r>
         <w:rPr>
           <w:rFonts w:eastAsia="Calibri"/>
@@ -15357,7 +15252,7 @@
         <w:lastRenderedPageBreak/>
         <w:t>Lenguajes y manipulación de bases de datos</w:t>
       </w:r>
-      <w:bookmarkEnd w:id="18"/>
+      <w:bookmarkEnd w:id="19"/>
     </w:p>
     <w:p>
       <w:pPr>
@@ -15503,12 +15398,12 @@
       <w:pPr>
         <w:pStyle w:val="Ttulo2"/>
       </w:pPr>
-      <w:bookmarkStart w:id="19" w:name="_Toc230282746"/>
+      <w:bookmarkStart w:id="20" w:name="_Toc230282746"/>
       <w:r>
         <w:lastRenderedPageBreak/>
         <w:t>Lenguajes DDL y DML</w:t>
       </w:r>
-      <w:bookmarkEnd w:id="19"/>
+      <w:bookmarkEnd w:id="20"/>
     </w:p>
     <w:p>
       <w:pPr>
@@ -15907,17 +15802,36 @@
           <w14:ligatures w14:val="none"/>
         </w:rPr>
       </w:pPr>
-      <w:r>
-        <w:rPr>
-          <w:rFonts w:ascii="Calibri" w:eastAsia="Calibri" w:hAnsi="Calibri" w:cs="Times New Roman"/>
-          <w:lang w:eastAsia="es-CO"/>
-          <w14:ligatures w14:val="none"/>
-        </w:rPr>
+    </w:p>
+    <w:p>
+      <w:pPr>
+        <w:rPr>
+          <w:rFonts w:ascii="Calibri" w:eastAsia="Calibri" w:hAnsi="Calibri" w:cs="Times New Roman"/>
+          <w:lang w:eastAsia="es-CO"/>
+          <w14:ligatures w14:val="none"/>
+        </w:rPr>
+      </w:pPr>
+      <w:r>
+        <w:rPr>
+          <w:rFonts w:ascii="Calibri" w:eastAsia="Calibri" w:hAnsi="Calibri" w:cs="Times New Roman"/>
+          <w:lang w:eastAsia="es-CO"/>
+          <w14:ligatures w14:val="none"/>
+        </w:rPr>
+        <w:lastRenderedPageBreak/>
         <w:t>Los comandos más utilizados del DDL son:</w:t>
       </w:r>
     </w:p>
     <w:p>
       <w:pPr>
+        <w:rPr>
+          <w:rFonts w:ascii="Calibri" w:eastAsia="Calibri" w:hAnsi="Calibri" w:cs="Times New Roman"/>
+          <w:lang w:eastAsia="es-CO"/>
+          <w14:ligatures w14:val="none"/>
+        </w:rPr>
+      </w:pPr>
+    </w:p>
+    <w:p>
+      <w:pPr>
         <w:pStyle w:val="Tabla"/>
         <w:rPr>
           <w:lang w:eastAsia="es-CO"/>
@@ -15927,7 +15841,6 @@
         <w:rPr>
           <w:lang w:eastAsia="es-CO"/>
         </w:rPr>
-        <w:lastRenderedPageBreak/>
         <w:t>Comandos del DDL</w:t>
       </w:r>
     </w:p>
@@ -16102,19 +16015,6 @@
     <w:p>
       <w:pPr>
         <w:rPr>
-          <w:lang w:eastAsia="es-CO"/>
-        </w:rPr>
-      </w:pPr>
-      <w:r>
-        <w:rPr>
-          <w:lang w:eastAsia="es-CO"/>
-        </w:rPr>
-        <w:t>Referentes teóricos:</w:t>
-      </w:r>
-    </w:p>
-    <w:p>
-      <w:pPr>
-        <w:rPr>
           <w:rFonts w:ascii="Calibri" w:eastAsia="Calibri" w:hAnsi="Calibri" w:cs="Times New Roman"/>
           <w:lang w:eastAsia="es-CO"/>
           <w14:ligatures w14:val="none"/>
@@ -16370,6 +16270,7 @@
           <w:lang w:eastAsia="es-CO"/>
           <w14:ligatures w14:val="none"/>
         </w:rPr>
+        <w:lastRenderedPageBreak/>
         <w:t>Las operaciones principales del DML son:</w:t>
       </w:r>
     </w:p>
@@ -16392,7 +16293,6 @@
           <w:lang w:eastAsia="es-CO"/>
           <w14:ligatures w14:val="none"/>
         </w:rPr>
-        <w:lastRenderedPageBreak/>
         <w:t>Insertar nuevos registros.</w:t>
       </w:r>
     </w:p>
@@ -16801,12 +16701,12 @@
       <w:pPr>
         <w:pStyle w:val="Ttulo2"/>
       </w:pPr>
-      <w:bookmarkStart w:id="20" w:name="_Toc230282747"/>
+      <w:bookmarkStart w:id="21" w:name="_Toc230282747"/>
       <w:r>
         <w:lastRenderedPageBreak/>
         <w:t>Creación de bases de datos y tablas</w:t>
       </w:r>
-      <w:bookmarkEnd w:id="20"/>
+      <w:bookmarkEnd w:id="21"/>
     </w:p>
     <w:p>
       <w:pPr>
@@ -17003,7 +16903,23 @@
           <w:lang w:eastAsia="es-CO"/>
           <w14:ligatures w14:val="none"/>
         </w:rPr>
-        <w:t xml:space="preserve">: El comando CREATE DATABASE permite crear una nueva base de datos en el sistema gestor. </w:t>
+        <w:t xml:space="preserve">: </w:t>
+      </w:r>
+      <w:r>
+        <w:rPr>
+          <w:rFonts w:ascii="Calibri" w:eastAsia="Calibri" w:hAnsi="Calibri" w:cs="Times New Roman"/>
+          <w:lang w:eastAsia="es-CO"/>
+          <w14:ligatures w14:val="none"/>
+        </w:rPr>
+        <w:t>e</w:t>
+      </w:r>
+      <w:r>
+        <w:rPr>
+          <w:rFonts w:ascii="Calibri" w:eastAsia="Calibri" w:hAnsi="Calibri" w:cs="Times New Roman"/>
+          <w:lang w:eastAsia="es-CO"/>
+          <w14:ligatures w14:val="none"/>
+        </w:rPr>
+        <w:t xml:space="preserve">l comando CREATE DATABASE permite crear una nueva base de datos en el sistema gestor. </w:t>
       </w:r>
     </w:p>
     <w:p>
@@ -17386,12 +17302,12 @@
       <w:pPr>
         <w:pStyle w:val="Ttulo2"/>
       </w:pPr>
-      <w:bookmarkStart w:id="21" w:name="_Toc230282748"/>
+      <w:bookmarkStart w:id="22" w:name="_Toc230282748"/>
       <w:r>
         <w:lastRenderedPageBreak/>
         <w:t>Modificación de estructuras de tablas y columnas</w:t>
       </w:r>
-      <w:bookmarkEnd w:id="21"/>
+      <w:bookmarkEnd w:id="22"/>
     </w:p>
     <w:p>
       <w:pPr>
@@ -17516,15 +17432,6 @@
         </w:rPr>
         <w:t xml:space="preserve"> (SQL). Este comando permite agregar, modificar o eliminar columnas en una tabla existente sin afectar la base de datos completa.</w:t>
       </w:r>
-    </w:p>
-    <w:p>
-      <w:pPr>
-        <w:rPr>
-          <w:rFonts w:ascii="Calibri" w:eastAsia="Calibri" w:hAnsi="Calibri" w:cs="Times New Roman"/>
-          <w:lang w:eastAsia="es-CO"/>
-          <w14:ligatures w14:val="none"/>
-        </w:rPr>
-      </w:pPr>
     </w:p>
     <w:p>
       <w:pPr>
@@ -17772,6 +17679,7 @@
           <w:lang w:eastAsia="es-CO"/>
           <w14:ligatures w14:val="none"/>
         </w:rPr>
+        <w:lastRenderedPageBreak/>
         <w:t>En este ejemplo se modifica la longitud del campo nombre, ampliando su capacidad para almacenar más caracteres.</w:t>
       </w:r>
     </w:p>
@@ -17923,11 +17831,11 @@
       <w:pPr>
         <w:pStyle w:val="Ttulo2"/>
       </w:pPr>
-      <w:bookmarkStart w:id="22" w:name="_Toc230282749"/>
+      <w:bookmarkStart w:id="23" w:name="_Toc230282749"/>
       <w:r>
         <w:t>Inserción, actualización y eliminación de registros</w:t>
       </w:r>
-      <w:bookmarkEnd w:id="22"/>
+      <w:bookmarkEnd w:id="23"/>
     </w:p>
     <w:p>
       <w:pPr>
@@ -18082,6 +17990,7 @@
           <w:lang w:eastAsia="es-CO"/>
           <w14:ligatures w14:val="none"/>
         </w:rPr>
+        <w:lastRenderedPageBreak/>
         <w:t>Inserción de registros</w:t>
       </w:r>
       <w:r>
@@ -18161,15 +18070,6 @@
         </w:rPr>
         <w:t>En este caso se agrega un nuevo registro a la tabla Usuario, donde se almacenan los datos correspondientes a un usuario del sistema.</w:t>
       </w:r>
-    </w:p>
-    <w:p>
-      <w:pPr>
-        <w:rPr>
-          <w:rFonts w:ascii="Calibri" w:eastAsia="Calibri" w:hAnsi="Calibri" w:cs="Times New Roman"/>
-          <w:lang w:eastAsia="es-CO"/>
-          <w14:ligatures w14:val="none"/>
-        </w:rPr>
-      </w:pPr>
     </w:p>
     <w:p>
       <w:pPr>
@@ -18394,6 +18294,7 @@
           <w:lang w:eastAsia="es-CO"/>
           <w14:ligatures w14:val="none"/>
         </w:rPr>
+        <w:lastRenderedPageBreak/>
         <w:t>En este caso se elimina el registro del usuario con identificador 1 de la tabla Usuario.</w:t>
       </w:r>
     </w:p>
@@ -18427,11 +18328,11 @@
       <w:pPr>
         <w:pStyle w:val="Ttulo2"/>
       </w:pPr>
-      <w:bookmarkStart w:id="23" w:name="_Toc230282750"/>
+      <w:bookmarkStart w:id="24" w:name="_Toc230282750"/>
       <w:r>
         <w:t>Eliminación de tablas y bases de datos</w:t>
       </w:r>
-      <w:bookmarkEnd w:id="23"/>
+      <w:bookmarkEnd w:id="24"/>
     </w:p>
     <w:p>
       <w:pPr>
@@ -18556,15 +18457,6 @@
         </w:rPr>
         <w:t>La eliminación de estos elementos debe realizarse con precaución, ya que al ejecutar estos comandos se pierde la información almacenada y la estructura asociada.</w:t>
       </w:r>
-    </w:p>
-    <w:p>
-      <w:pPr>
-        <w:rPr>
-          <w:rFonts w:ascii="Calibri" w:eastAsia="Calibri" w:hAnsi="Calibri" w:cs="Times New Roman"/>
-          <w:lang w:eastAsia="es-CO"/>
-          <w14:ligatures w14:val="none"/>
-        </w:rPr>
-      </w:pPr>
     </w:p>
     <w:p>
       <w:pPr>
@@ -18633,15 +18525,6 @@
     </w:p>
     <w:p>
       <w:pPr>
-        <w:rPr>
-          <w:rFonts w:ascii="Calibri" w:eastAsia="Calibri" w:hAnsi="Calibri" w:cs="Times New Roman"/>
-          <w:lang w:eastAsia="es-CO"/>
-          <w14:ligatures w14:val="none"/>
-        </w:rPr>
-      </w:pPr>
-    </w:p>
-    <w:p>
-      <w:pPr>
         <w:pStyle w:val="Prrafodelista"/>
         <w:numPr>
           <w:ilvl w:val="0"/>
@@ -18668,7 +18551,16 @@
           <w:lang w:eastAsia="es-CO"/>
           <w14:ligatures w14:val="none"/>
         </w:rPr>
-        <w:t>: cuando se requiere eliminar una base de datos completa, se utiliza el comando DROP DATABASE. Esta instrucción elimina la base de datos y todas las tablas y estructuras que contiene. Por ejemplo:</w:t>
+        <w:t xml:space="preserve">: cuando se requiere eliminar una base de datos completa, se utiliza el comando DROP DATABASE. Esta instrucción </w:t>
+      </w:r>
+      <w:r>
+        <w:rPr>
+          <w:rFonts w:ascii="Calibri" w:eastAsia="Calibri" w:hAnsi="Calibri" w:cs="Times New Roman"/>
+          <w:lang w:eastAsia="es-CO"/>
+          <w14:ligatures w14:val="none"/>
+        </w:rPr>
+        <w:lastRenderedPageBreak/>
+        <w:t>elimina la base de datos y todas las tablas y estructuras que contiene. Por ejemplo:</w:t>
       </w:r>
     </w:p>
     <w:p>
@@ -18748,7 +18640,7 @@
           <w:rFonts w:eastAsia="Calibri"/>
         </w:rPr>
       </w:pPr>
-      <w:bookmarkStart w:id="24" w:name="_Toc230282751"/>
+      <w:bookmarkStart w:id="25" w:name="_Toc230282751"/>
       <w:r>
         <w:rPr>
           <w:rFonts w:eastAsia="Calibri"/>
@@ -18756,7 +18648,7 @@
         <w:lastRenderedPageBreak/>
         <w:t>Gestión y administración de bases de datos</w:t>
       </w:r>
-      <w:bookmarkEnd w:id="24"/>
+      <w:bookmarkEnd w:id="25"/>
     </w:p>
     <w:p>
       <w:pPr>
@@ -18890,11 +18782,11 @@
       <w:pPr>
         <w:pStyle w:val="Ttulo2"/>
       </w:pPr>
-      <w:bookmarkStart w:id="25" w:name="_Toc230282752"/>
+      <w:bookmarkStart w:id="26" w:name="_Toc230282752"/>
       <w:r>
         <w:t>Sistemas gestores de bases de datos</w:t>
       </w:r>
-      <w:bookmarkEnd w:id="25"/>
+      <w:bookmarkEnd w:id="26"/>
     </w:p>
     <w:p>
       <w:pPr>
@@ -19174,12 +19066,12 @@
       <w:pPr>
         <w:pStyle w:val="Ttulo2"/>
       </w:pPr>
-      <w:bookmarkStart w:id="26" w:name="_Toc230282753"/>
+      <w:bookmarkStart w:id="27" w:name="_Toc230282753"/>
       <w:r>
         <w:lastRenderedPageBreak/>
         <w:t>Configuración básica de sistemas gestores de bases de datos</w:t>
       </w:r>
-      <w:bookmarkEnd w:id="26"/>
+      <w:bookmarkEnd w:id="27"/>
     </w:p>
     <w:p>
       <w:pPr>
@@ -19731,11 +19623,11 @@
       <w:pPr>
         <w:pStyle w:val="Ttulo2"/>
       </w:pPr>
-      <w:bookmarkStart w:id="27" w:name="_Toc230282754"/>
+      <w:bookmarkStart w:id="28" w:name="_Toc230282754"/>
       <w:r>
         <w:t>Herramientas de modelado de bases de datos</w:t>
       </w:r>
-      <w:bookmarkEnd w:id="27"/>
+      <w:bookmarkEnd w:id="28"/>
     </w:p>
     <w:p>
       <w:pPr>
@@ -20242,7 +20134,7 @@
           <w:rFonts w:eastAsia="Calibri"/>
         </w:rPr>
       </w:pPr>
-      <w:bookmarkStart w:id="28" w:name="_Toc230282755"/>
+      <w:bookmarkStart w:id="29" w:name="_Toc230282755"/>
       <w:r>
         <w:rPr>
           <w:rFonts w:eastAsia="Calibri"/>
@@ -20250,7 +20142,7 @@
         <w:lastRenderedPageBreak/>
         <w:t>Procesamiento y almacenamiento de datos</w:t>
       </w:r>
-      <w:bookmarkEnd w:id="28"/>
+      <w:bookmarkEnd w:id="29"/>
     </w:p>
     <w:p>
       <w:pPr>
@@ -20360,11 +20252,11 @@
       <w:pPr>
         <w:pStyle w:val="Ttulo2"/>
       </w:pPr>
-      <w:bookmarkStart w:id="29" w:name="_Toc230282756"/>
+      <w:bookmarkStart w:id="30" w:name="_Toc230282756"/>
       <w:r>
         <w:t>Cargas de trabajo transaccionales</w:t>
       </w:r>
-      <w:bookmarkEnd w:id="29"/>
+      <w:bookmarkEnd w:id="30"/>
     </w:p>
     <w:p>
       <w:pPr>
@@ -20466,11 +20358,11 @@
       <w:pPr>
         <w:pStyle w:val="Ttulo2"/>
       </w:pPr>
-      <w:bookmarkStart w:id="30" w:name="_Toc230282757"/>
+      <w:bookmarkStart w:id="31" w:name="_Toc230282757"/>
       <w:r>
         <w:t>Cargas de trabajo analíticas</w:t>
       </w:r>
-      <w:bookmarkEnd w:id="30"/>
+      <w:bookmarkEnd w:id="31"/>
     </w:p>
     <w:p>
       <w:pPr>
@@ -20541,12 +20433,12 @@
       <w:pPr>
         <w:pStyle w:val="Ttulo2"/>
       </w:pPr>
-      <w:bookmarkStart w:id="31" w:name="_Toc230282758"/>
+      <w:bookmarkStart w:id="32" w:name="_Toc230282758"/>
       <w:r>
         <w:lastRenderedPageBreak/>
         <w:t>Principios ACID y gestión de transacciones</w:t>
       </w:r>
-      <w:bookmarkEnd w:id="31"/>
+      <w:bookmarkEnd w:id="32"/>
     </w:p>
     <w:p>
       <w:pPr>
@@ -20777,11 +20669,11 @@
       <w:pPr>
         <w:pStyle w:val="Ttulo2"/>
       </w:pPr>
-      <w:bookmarkStart w:id="32" w:name="_Toc230282759"/>
+      <w:bookmarkStart w:id="33" w:name="_Toc230282759"/>
       <w:r>
         <w:t>Tipos de almacenamiento de datos</w:t>
       </w:r>
-      <w:bookmarkEnd w:id="32"/>
+      <w:bookmarkEnd w:id="33"/>
     </w:p>
     <w:p>
       <w:pPr>
@@ -21034,7 +20926,7 @@
           <w:rFonts w:eastAsia="Calibri"/>
         </w:rPr>
       </w:pPr>
-      <w:bookmarkStart w:id="33" w:name="_Toc230282760"/>
+      <w:bookmarkStart w:id="34" w:name="_Toc230282760"/>
       <w:r>
         <w:rPr>
           <w:rFonts w:eastAsia="Calibri"/>
@@ -21042,7 +20934,7 @@
         <w:lastRenderedPageBreak/>
         <w:t>Bases de datos NoSQL y sistemas distribuidos</w:t>
       </w:r>
-      <w:bookmarkEnd w:id="33"/>
+      <w:bookmarkEnd w:id="34"/>
     </w:p>
     <w:p>
       <w:pPr>
@@ -21140,12 +21032,12 @@
       <w:pPr>
         <w:pStyle w:val="Ttulo2"/>
       </w:pPr>
-      <w:bookmarkStart w:id="34" w:name="_Toc230282761"/>
+      <w:bookmarkStart w:id="35" w:name="_Toc230282761"/>
       <w:r>
         <w:lastRenderedPageBreak/>
         <w:t>Concepto y tipos de bases de datos NoSQL</w:t>
       </w:r>
-      <w:bookmarkEnd w:id="34"/>
+      <w:bookmarkEnd w:id="35"/>
     </w:p>
     <w:p>
       <w:pPr>
@@ -21216,15 +21108,6 @@
         </w:rPr>
         <w:t xml:space="preserve"> SQL” (no solo SQL), lo que indica que estos sistemas no buscan reemplazar completamente a las bases de datos relacionales, sino ofrecer alternativas que se adapten mejor a determinados tipos de aplicaciones, especialmente aquellas que requieren alto rendimiento, distribución de datos y capacidad de escalar en múltiples servidores.</w:t>
       </w:r>
-    </w:p>
-    <w:p>
-      <w:pPr>
-        <w:rPr>
-          <w:rFonts w:ascii="Calibri" w:eastAsia="Calibri" w:hAnsi="Calibri" w:cs="Times New Roman"/>
-          <w:lang w:eastAsia="es-CO"/>
-          <w14:ligatures w14:val="none"/>
-        </w:rPr>
-      </w:pPr>
     </w:p>
     <w:p>
       <w:pPr>
@@ -21327,6 +21210,15 @@
     </w:p>
     <w:p>
       <w:pPr>
+        <w:rPr>
+          <w:rFonts w:ascii="Calibri" w:eastAsia="Calibri" w:hAnsi="Calibri" w:cs="Times New Roman"/>
+          <w:lang w:eastAsia="es-CO"/>
+          <w14:ligatures w14:val="none"/>
+        </w:rPr>
+      </w:pPr>
+    </w:p>
+    <w:p>
+      <w:pPr>
         <w:pStyle w:val="Prrafodelista"/>
         <w:numPr>
           <w:ilvl w:val="0"/>
@@ -21369,15 +21261,6 @@
     </w:p>
     <w:p>
       <w:pPr>
-        <w:rPr>
-          <w:rFonts w:ascii="Calibri" w:eastAsia="Calibri" w:hAnsi="Calibri" w:cs="Times New Roman"/>
-          <w:lang w:eastAsia="es-CO"/>
-          <w14:ligatures w14:val="none"/>
-        </w:rPr>
-      </w:pPr>
-    </w:p>
-    <w:p>
-      <w:pPr>
         <w:pStyle w:val="Prrafodelista"/>
         <w:numPr>
           <w:ilvl w:val="0"/>
@@ -21425,15 +21308,6 @@
           <w14:ligatures w14:val="none"/>
         </w:rPr>
       </w:pPr>
-    </w:p>
-    <w:p>
-      <w:pPr>
-        <w:rPr>
-          <w:rFonts w:ascii="Calibri" w:eastAsia="Calibri" w:hAnsi="Calibri" w:cs="Times New Roman"/>
-          <w:lang w:eastAsia="es-CO"/>
-          <w14:ligatures w14:val="none"/>
-        </w:rPr>
-      </w:pPr>
       <w:r>
         <w:rPr>
           <w:rFonts w:ascii="Calibri" w:eastAsia="Calibri" w:hAnsi="Calibri" w:cs="Times New Roman"/>
@@ -21456,11 +21330,11 @@
       <w:pPr>
         <w:pStyle w:val="Ttulo2"/>
       </w:pPr>
-      <w:bookmarkStart w:id="35" w:name="_Toc230282762"/>
+      <w:bookmarkStart w:id="36" w:name="_Toc230282762"/>
       <w:r>
         <w:t>Operaciones y manipulación de datos en bases de datos NoSQL</w:t>
       </w:r>
-      <w:bookmarkEnd w:id="35"/>
+      <w:bookmarkEnd w:id="36"/>
     </w:p>
     <w:p>
       <w:pPr>
@@ -21493,7 +21367,7 @@
           <w:lang w:eastAsia="es-CO"/>
           <w14:ligatures w14:val="none"/>
         </w:rPr>
-        <w:t xml:space="preserve">En los sistemas NoSQL, la manipulación de datos se realiza generalmente mediante consultas específicas del gestor de base de datos o a través de interfaces de </w:t>
+        <w:t xml:space="preserve">En los sistemas NoSQL, la manipulación de datos se realiza generalmente mediante consultas específicas del gestor de base de datos o a través de interfaces de programación que permiten interactuar con la información almacenada. Estas </w:t>
       </w:r>
       <w:r>
         <w:rPr>
@@ -21502,7 +21376,7 @@
           <w14:ligatures w14:val="none"/>
         </w:rPr>
         <w:lastRenderedPageBreak/>
-        <w:t>programación que permiten interactuar con la información almacenada. Estas operaciones son fundamentales para garantizar que los datos puedan ser utilizados, actualizados y gestionados de manera eficiente dentro de las aplicaciones.</w:t>
+        <w:t>operaciones son fundamentales para garantizar que los datos puedan ser utilizados, actualizados y gestionados de manera eficiente dentro de las aplicaciones.</w:t>
       </w:r>
     </w:p>
     <w:p>
@@ -21565,15 +21439,6 @@
     </w:p>
     <w:p>
       <w:pPr>
-        <w:rPr>
-          <w:rFonts w:ascii="Calibri" w:eastAsia="Calibri" w:hAnsi="Calibri" w:cs="Times New Roman"/>
-          <w:lang w:eastAsia="es-CO"/>
-          <w14:ligatures w14:val="none"/>
-        </w:rPr>
-      </w:pPr>
-    </w:p>
-    <w:p>
-      <w:pPr>
         <w:pStyle w:val="Prrafodelista"/>
         <w:numPr>
           <w:ilvl w:val="0"/>
@@ -21615,15 +21480,6 @@
     </w:p>
     <w:p>
       <w:pPr>
-        <w:rPr>
-          <w:rFonts w:ascii="Calibri" w:eastAsia="Calibri" w:hAnsi="Calibri" w:cs="Times New Roman"/>
-          <w:lang w:eastAsia="es-CO"/>
-          <w14:ligatures w14:val="none"/>
-        </w:rPr>
-      </w:pPr>
-    </w:p>
-    <w:p>
-      <w:pPr>
         <w:pStyle w:val="Prrafodelista"/>
         <w:numPr>
           <w:ilvl w:val="0"/>
@@ -21665,24 +21521,6 @@
     </w:p>
     <w:p>
       <w:pPr>
-        <w:rPr>
-          <w:rFonts w:ascii="Calibri" w:eastAsia="Calibri" w:hAnsi="Calibri" w:cs="Times New Roman"/>
-          <w:lang w:eastAsia="es-CO"/>
-          <w14:ligatures w14:val="none"/>
-        </w:rPr>
-      </w:pPr>
-    </w:p>
-    <w:p>
-      <w:pPr>
-        <w:rPr>
-          <w:rFonts w:ascii="Calibri" w:eastAsia="Calibri" w:hAnsi="Calibri" w:cs="Times New Roman"/>
-          <w:lang w:eastAsia="es-CO"/>
-          <w14:ligatures w14:val="none"/>
-        </w:rPr>
-      </w:pPr>
-    </w:p>
-    <w:p>
-      <w:pPr>
         <w:pStyle w:val="Prrafodelista"/>
         <w:numPr>
           <w:ilvl w:val="0"/>
@@ -21702,62 +21540,53 @@
           <w:lang w:eastAsia="es-CO"/>
           <w14:ligatures w14:val="none"/>
         </w:rPr>
+        <w:t>Eliminación de datos</w:t>
+      </w:r>
+    </w:p>
+    <w:p>
+      <w:pPr>
+        <w:rPr>
+          <w:rFonts w:ascii="Calibri" w:eastAsia="Calibri" w:hAnsi="Calibri" w:cs="Times New Roman"/>
+          <w:lang w:eastAsia="es-CO"/>
+          <w14:ligatures w14:val="none"/>
+        </w:rPr>
+      </w:pPr>
+      <w:r>
+        <w:rPr>
+          <w:rFonts w:ascii="Calibri" w:eastAsia="Calibri" w:hAnsi="Calibri" w:cs="Times New Roman"/>
+          <w:lang w:eastAsia="es-CO"/>
+          <w14:ligatures w14:val="none"/>
+        </w:rPr>
+        <w:t>Permite borrar registros, documentos o elementos que ya no son necesarios dentro del sistema.</w:t>
+      </w:r>
+    </w:p>
+    <w:p>
+      <w:pPr>
+        <w:rPr>
+          <w:rFonts w:ascii="Calibri" w:eastAsia="Calibri" w:hAnsi="Calibri" w:cs="Times New Roman"/>
+          <w:lang w:eastAsia="es-CO"/>
+          <w14:ligatures w14:val="none"/>
+        </w:rPr>
+      </w:pPr>
+      <w:r>
+        <w:rPr>
+          <w:rFonts w:ascii="Calibri" w:eastAsia="Calibri" w:hAnsi="Calibri" w:cs="Times New Roman"/>
+          <w:lang w:eastAsia="es-CO"/>
+          <w14:ligatures w14:val="none"/>
+        </w:rPr>
+        <w:t>Estas operaciones constituyen la base para la manipulación de datos en sistemas NoSQL y permiten que las aplicaciones puedan gestionar grandes volúmenes de información de manera flexible y eficiente.</w:t>
+      </w:r>
+    </w:p>
+    <w:p>
+      <w:pPr>
+        <w:pStyle w:val="Ttulo2"/>
+      </w:pPr>
+      <w:bookmarkStart w:id="37" w:name="_Toc230282763"/>
+      <w:r>
         <w:lastRenderedPageBreak/>
-        <w:t>Eliminación de datos</w:t>
-      </w:r>
-    </w:p>
-    <w:p>
-      <w:pPr>
-        <w:rPr>
-          <w:rFonts w:ascii="Calibri" w:eastAsia="Calibri" w:hAnsi="Calibri" w:cs="Times New Roman"/>
-          <w:lang w:eastAsia="es-CO"/>
-          <w14:ligatures w14:val="none"/>
-        </w:rPr>
-      </w:pPr>
-      <w:r>
-        <w:rPr>
-          <w:rFonts w:ascii="Calibri" w:eastAsia="Calibri" w:hAnsi="Calibri" w:cs="Times New Roman"/>
-          <w:lang w:eastAsia="es-CO"/>
-          <w14:ligatures w14:val="none"/>
-        </w:rPr>
-        <w:t>Permite borrar registros, documentos o elementos que ya no son necesarios dentro del sistema.</w:t>
-      </w:r>
-    </w:p>
-    <w:p>
-      <w:pPr>
-        <w:rPr>
-          <w:rFonts w:ascii="Calibri" w:eastAsia="Calibri" w:hAnsi="Calibri" w:cs="Times New Roman"/>
-          <w:lang w:eastAsia="es-CO"/>
-          <w14:ligatures w14:val="none"/>
-        </w:rPr>
-      </w:pPr>
-      <w:r>
-        <w:rPr>
-          <w:rFonts w:ascii="Calibri" w:eastAsia="Calibri" w:hAnsi="Calibri" w:cs="Times New Roman"/>
-          <w:lang w:eastAsia="es-CO"/>
-          <w14:ligatures w14:val="none"/>
-        </w:rPr>
-        <w:t>Estas operaciones constituyen la base para la manipulación de datos en sistemas NoSQL y permiten que las aplicaciones puedan gestionar grandes volúmenes de información de manera flexible y eficiente.</w:t>
-      </w:r>
-    </w:p>
-    <w:p>
-      <w:pPr>
-        <w:rPr>
-          <w:rFonts w:ascii="Calibri" w:eastAsia="Calibri" w:hAnsi="Calibri" w:cs="Times New Roman"/>
-          <w:lang w:eastAsia="es-CO"/>
-          <w14:ligatures w14:val="none"/>
-        </w:rPr>
-      </w:pPr>
-    </w:p>
-    <w:p>
-      <w:pPr>
-        <w:pStyle w:val="Ttulo2"/>
-      </w:pPr>
-      <w:bookmarkStart w:id="36" w:name="_Toc230282763"/>
-      <w:r>
         <w:t>Consultas, filtrado y agregación de datos</w:t>
       </w:r>
-      <w:bookmarkEnd w:id="36"/>
+      <w:bookmarkEnd w:id="37"/>
     </w:p>
     <w:p>
       <w:pPr>
@@ -21809,15 +21638,6 @@
         </w:rPr>
         <w:t>Entre las operaciones más utilizadas se encuentran las siguientes:</w:t>
       </w:r>
-    </w:p>
-    <w:p>
-      <w:pPr>
-        <w:rPr>
-          <w:rFonts w:ascii="Calibri" w:eastAsia="Calibri" w:hAnsi="Calibri" w:cs="Times New Roman"/>
-          <w:lang w:eastAsia="es-CO"/>
-          <w14:ligatures w14:val="none"/>
-        </w:rPr>
-      </w:pPr>
     </w:p>
     <w:p>
       <w:pPr>
@@ -21847,16 +21667,7 @@
           <w:lang w:eastAsia="es-CO"/>
           <w14:ligatures w14:val="none"/>
         </w:rPr>
-        <w:t xml:space="preserve">: permiten recuperar documentos o registros almacenados dentro de una colección. Por ejemplo, en una base de datos que almacena información de estudiantes, se puede consultar toda la </w:t>
-      </w:r>
-      <w:r>
-        <w:rPr>
-          <w:rFonts w:ascii="Calibri" w:eastAsia="Calibri" w:hAnsi="Calibri" w:cs="Times New Roman"/>
-          <w:lang w:eastAsia="es-CO"/>
-          <w14:ligatures w14:val="none"/>
-        </w:rPr>
-        <w:lastRenderedPageBreak/>
-        <w:t>colección de estudiantes para visualizar los registros existentes. Por ejemplo:</w:t>
+        <w:t>: permiten recuperar documentos o registros almacenados dentro de una colección. Por ejemplo, en una base de datos que almacena información de estudiantes, se puede consultar toda la colección de estudiantes para visualizar los registros existentes. Por ejemplo:</w:t>
       </w:r>
     </w:p>
     <w:p>
@@ -21895,15 +21706,6 @@
         </w:rPr>
         <w:t>()</w:t>
       </w:r>
-    </w:p>
-    <w:p>
-      <w:pPr>
-        <w:rPr>
-          <w:rFonts w:ascii="Calibri" w:eastAsia="Calibri" w:hAnsi="Calibri" w:cs="Times New Roman"/>
-          <w:lang w:eastAsia="es-CO"/>
-          <w14:ligatures w14:val="none"/>
-        </w:rPr>
-      </w:pPr>
       <w:r>
         <w:rPr>
           <w:rFonts w:ascii="Calibri" w:eastAsia="Calibri" w:hAnsi="Calibri" w:cs="Times New Roman"/>
@@ -22000,15 +21802,6 @@
     </w:p>
     <w:p>
       <w:pPr>
-        <w:rPr>
-          <w:rFonts w:ascii="Calibri" w:eastAsia="Calibri" w:hAnsi="Calibri" w:cs="Times New Roman"/>
-          <w:lang w:eastAsia="es-CO"/>
-          <w14:ligatures w14:val="none"/>
-        </w:rPr>
-      </w:pPr>
-    </w:p>
-    <w:p>
-      <w:pPr>
         <w:pStyle w:val="Prrafodelista"/>
         <w:numPr>
           <w:ilvl w:val="0"/>
@@ -22027,6 +21820,7 @@
           <w:lang w:eastAsia="es-CO"/>
           <w14:ligatures w14:val="none"/>
         </w:rPr>
+        <w:lastRenderedPageBreak/>
         <w:t>Agregación de datos</w:t>
       </w:r>
       <w:r>
@@ -22037,15 +21831,6 @@
         </w:rPr>
         <w:t>: permite realizar operaciones de cálculo o agrupación sobre un conjunto de datos, como contar registros, calcular promedios o agrupar información según determinados atributos. Por ejemplo:</w:t>
       </w:r>
-    </w:p>
-    <w:p>
-      <w:pPr>
-        <w:rPr>
-          <w:rFonts w:ascii="Calibri" w:eastAsia="Calibri" w:hAnsi="Calibri" w:cs="Times New Roman"/>
-          <w:lang w:eastAsia="es-CO"/>
-          <w14:ligatures w14:val="none"/>
-        </w:rPr>
-      </w:pPr>
     </w:p>
     <w:p>
       <w:pPr>
@@ -22185,71 +21970,70 @@
           <w:lang w:eastAsia="es-CO"/>
           <w14:ligatures w14:val="none"/>
         </w:rPr>
+        <w:t>En conjunto, estas operaciones permiten consultar, organizar y analizar grandes volúmenes de información dentro de las bases de datos NoSQL, facilitando su uso en aplicaciones modernas que requieren alta escalabilidad y flexibilidad en el manejo de datos.</w:t>
+      </w:r>
+    </w:p>
+    <w:p>
+      <w:pPr>
+        <w:rPr>
+          <w:rFonts w:ascii="Calibri" w:eastAsia="Calibri" w:hAnsi="Calibri" w:cs="Times New Roman"/>
+          <w:lang w:eastAsia="es-CO"/>
+          <w14:ligatures w14:val="none"/>
+        </w:rPr>
+      </w:pPr>
+    </w:p>
+    <w:p>
+      <w:pPr>
+        <w:pStyle w:val="Ttulo2"/>
+      </w:pPr>
+      <w:bookmarkStart w:id="38" w:name="_Toc230282764"/>
+      <w:r>
+        <w:t>Teorema CAP y sistemas distribuidos</w:t>
+      </w:r>
+      <w:bookmarkEnd w:id="38"/>
+    </w:p>
+    <w:p>
+      <w:pPr>
+        <w:rPr>
+          <w:rFonts w:ascii="Calibri" w:eastAsia="Calibri" w:hAnsi="Calibri" w:cs="Times New Roman"/>
+          <w:lang w:eastAsia="es-CO"/>
+          <w14:ligatures w14:val="none"/>
+        </w:rPr>
+      </w:pPr>
+      <w:r>
+        <w:rPr>
+          <w:rFonts w:ascii="Calibri" w:eastAsia="Calibri" w:hAnsi="Calibri" w:cs="Times New Roman"/>
+          <w:lang w:eastAsia="es-CO"/>
+          <w14:ligatures w14:val="none"/>
+        </w:rPr>
+        <w:t>En los sistemas de bases de datos distribuidos, la información se almacena y procesa en varios servidores o nodos que trabajan de manera conjunta. Este tipo de arquitectura permite manejar grandes volúmenes de datos y garantizar una mayor disponibilidad del sistema. Sin embargo, también implica enfrentar desafíos relacionados con la consistencia y la disponibilidad de la información.</w:t>
+      </w:r>
+    </w:p>
+    <w:p>
+      <w:pPr>
+        <w:rPr>
+          <w:rFonts w:ascii="Calibri" w:eastAsia="Calibri" w:hAnsi="Calibri" w:cs="Times New Roman"/>
+          <w:lang w:eastAsia="es-CO"/>
+          <w14:ligatures w14:val="none"/>
+        </w:rPr>
+      </w:pPr>
+      <w:r>
+        <w:rPr>
+          <w:rFonts w:ascii="Calibri" w:eastAsia="Calibri" w:hAnsi="Calibri" w:cs="Times New Roman"/>
+          <w:lang w:eastAsia="es-CO"/>
+          <w14:ligatures w14:val="none"/>
+        </w:rPr>
+        <w:t xml:space="preserve">En este contexto surge el Teorema CAP, un principio que explica las limitaciones que existen en los sistemas distribuidos. Este teorema establece que un sistema </w:t>
+      </w:r>
+      <w:r>
+        <w:rPr>
+          <w:rFonts w:ascii="Calibri" w:eastAsia="Calibri" w:hAnsi="Calibri" w:cs="Times New Roman"/>
+          <w:lang w:eastAsia="es-CO"/>
+          <w14:ligatures w14:val="none"/>
+        </w:rPr>
         <w:lastRenderedPageBreak/>
-        <w:t>En conjunto, estas operaciones permiten consultar, organizar y analizar grandes volúmenes de información dentro de las bases de datos NoSQL, facilitando su uso en aplicaciones modernas que requieren alta escalabilidad y flexibilidad en el manejo de datos.</w:t>
-      </w:r>
-    </w:p>
-    <w:p>
-      <w:pPr>
-        <w:rPr>
-          <w:rFonts w:ascii="Calibri" w:eastAsia="Calibri" w:hAnsi="Calibri" w:cs="Times New Roman"/>
-          <w:lang w:eastAsia="es-CO"/>
-          <w14:ligatures w14:val="none"/>
-        </w:rPr>
-      </w:pPr>
-    </w:p>
-    <w:p>
-      <w:pPr>
-        <w:pStyle w:val="Ttulo2"/>
-      </w:pPr>
-      <w:bookmarkStart w:id="37" w:name="_Toc230282764"/>
-      <w:r>
-        <w:t>Teorema CAP y sistemas distribuidos</w:t>
-      </w:r>
-      <w:bookmarkEnd w:id="37"/>
-    </w:p>
-    <w:p>
-      <w:pPr>
-        <w:rPr>
-          <w:rFonts w:ascii="Calibri" w:eastAsia="Calibri" w:hAnsi="Calibri" w:cs="Times New Roman"/>
-          <w:lang w:eastAsia="es-CO"/>
-          <w14:ligatures w14:val="none"/>
-        </w:rPr>
-      </w:pPr>
-      <w:r>
-        <w:rPr>
-          <w:rFonts w:ascii="Calibri" w:eastAsia="Calibri" w:hAnsi="Calibri" w:cs="Times New Roman"/>
-          <w:lang w:eastAsia="es-CO"/>
-          <w14:ligatures w14:val="none"/>
-        </w:rPr>
-        <w:t>En los sistemas de bases de datos distribuidos, la información se almacena y procesa en varios servidores o nodos que trabajan de manera conjunta. Este tipo de arquitectura permite manejar grandes volúmenes de datos y garantizar una mayor disponibilidad del sistema. Sin embargo, también implica enfrentar desafíos relacionados con la consistencia y la disponibilidad de la información.</w:t>
-      </w:r>
-    </w:p>
-    <w:p>
-      <w:pPr>
-        <w:rPr>
-          <w:rFonts w:ascii="Calibri" w:eastAsia="Calibri" w:hAnsi="Calibri" w:cs="Times New Roman"/>
-          <w:lang w:eastAsia="es-CO"/>
-          <w14:ligatures w14:val="none"/>
-        </w:rPr>
-      </w:pPr>
-      <w:r>
-        <w:rPr>
-          <w:rFonts w:ascii="Calibri" w:eastAsia="Calibri" w:hAnsi="Calibri" w:cs="Times New Roman"/>
-          <w:lang w:eastAsia="es-CO"/>
-          <w14:ligatures w14:val="none"/>
-        </w:rPr>
-        <w:t>En este contexto surge el Teorema CAP, un principio que explica las limitaciones que existen en los sistemas distribuidos. Este teorema establece que un sistema distribuido no puede garantizar simultáneamente tres propiedades fundamentales cuando ocurre una partición de red.</w:t>
-      </w:r>
-    </w:p>
-    <w:p>
-      <w:pPr>
-        <w:rPr>
-          <w:rFonts w:ascii="Calibri" w:eastAsia="Calibri" w:hAnsi="Calibri" w:cs="Times New Roman"/>
-          <w:lang w:eastAsia="es-CO"/>
-          <w14:ligatures w14:val="none"/>
-        </w:rPr>
-      </w:pPr>
+        <w:t>distribuido no puede garantizar simultáneamente tres propiedades fundamentales cuando ocurre una partición de red.</w:t>
+      </w:r>
     </w:p>
     <w:p>
       <w:pPr>
@@ -22339,7 +22123,6 @@
           <w:lang w:eastAsia="es-CO"/>
           <w14:ligatures w14:val="none"/>
         </w:rPr>
-        <w:lastRenderedPageBreak/>
         <w:t>Disponibilidad (</w:t>
       </w:r>
       <w:proofErr w:type="spellStart"/>
@@ -22450,15 +22233,6 @@
           <w14:ligatures w14:val="none"/>
         </w:rPr>
       </w:pPr>
-    </w:p>
-    <w:p>
-      <w:pPr>
-        <w:rPr>
-          <w:rFonts w:ascii="Calibri" w:eastAsia="Calibri" w:hAnsi="Calibri" w:cs="Times New Roman"/>
-          <w:lang w:eastAsia="es-CO"/>
-          <w14:ligatures w14:val="none"/>
-        </w:rPr>
-      </w:pPr>
       <w:r>
         <w:rPr>
           <w:rFonts w:ascii="Calibri" w:eastAsia="Calibri" w:hAnsi="Calibri" w:cs="Times New Roman"/>
@@ -22507,7 +22281,16 @@
           <w:lang w:eastAsia="es-CO"/>
           <w14:ligatures w14:val="none"/>
         </w:rPr>
-        <w:t>Comprender el Teorema CAP permite analizar cómo funcionan los sistemas distribuidos y cómo las bases de datos modernas equilibran la consistencia, la disponibilidad y la tolerancia a fallos para garantizar el funcionamiento adecuado de las aplicaciones.</w:t>
+        <w:t xml:space="preserve">Comprender el Teorema CAP permite analizar cómo funcionan los sistemas distribuidos y cómo las bases de datos modernas equilibran la consistencia, la </w:t>
+      </w:r>
+      <w:r>
+        <w:rPr>
+          <w:rFonts w:ascii="Calibri" w:eastAsia="Calibri" w:hAnsi="Calibri" w:cs="Times New Roman"/>
+          <w:lang w:eastAsia="es-CO"/>
+          <w14:ligatures w14:val="none"/>
+        </w:rPr>
+        <w:lastRenderedPageBreak/>
+        <w:t>disponibilidad y la tolerancia a fallos para garantizar el funcionamiento adecuado de las aplicaciones.</w:t>
       </w:r>
     </w:p>
     <w:p>
@@ -22526,15 +22309,6 @@
         </w:rPr>
         <w:t>En la práctica, el Teorema CAP se utiliza como una guía para decidir qué propiedades deben priorizarse en un sistema distribuido. El proceso de análisis generalmente sigue estas etapas:</w:t>
       </w:r>
-    </w:p>
-    <w:p>
-      <w:pPr>
-        <w:rPr>
-          <w:rFonts w:ascii="Calibri" w:eastAsia="Calibri" w:hAnsi="Calibri" w:cs="Times New Roman"/>
-          <w:lang w:eastAsia="es-CO"/>
-          <w14:ligatures w14:val="none"/>
-        </w:rPr>
-      </w:pPr>
     </w:p>
     <w:p>
       <w:pPr>
@@ -22555,20 +22329,8 @@
           <w:lang w:eastAsia="es-CO"/>
           <w14:ligatures w14:val="none"/>
         </w:rPr>
-        <w:lastRenderedPageBreak/>
         <w:t>Identificar el tipo de aplicación: se analiza si el sistema requiere mayor consistencia de los datos o mayor disponibilidad del servicio.</w:t>
       </w:r>
-    </w:p>
-    <w:p>
-      <w:pPr>
-        <w:pStyle w:val="Prrafodelista"/>
-        <w:ind w:left="1429" w:firstLine="0"/>
-        <w:rPr>
-          <w:rFonts w:ascii="Calibri" w:eastAsia="Calibri" w:hAnsi="Calibri" w:cs="Times New Roman"/>
-          <w:lang w:eastAsia="es-CO"/>
-          <w14:ligatures w14:val="none"/>
-        </w:rPr>
-      </w:pPr>
     </w:p>
     <w:p>
       <w:pPr>
@@ -22595,12 +22357,68 @@
     <w:p>
       <w:pPr>
         <w:pStyle w:val="Prrafodelista"/>
-        <w:rPr>
-          <w:rFonts w:ascii="Calibri" w:eastAsia="Calibri" w:hAnsi="Calibri" w:cs="Times New Roman"/>
-          <w:lang w:eastAsia="es-CO"/>
-          <w14:ligatures w14:val="none"/>
-        </w:rPr>
-      </w:pPr>
+        <w:numPr>
+          <w:ilvl w:val="0"/>
+          <w:numId w:val="53"/>
+        </w:numPr>
+        <w:rPr>
+          <w:rFonts w:ascii="Calibri" w:eastAsia="Calibri" w:hAnsi="Calibri" w:cs="Times New Roman"/>
+          <w:lang w:eastAsia="es-CO"/>
+          <w14:ligatures w14:val="none"/>
+        </w:rPr>
+      </w:pPr>
+      <w:r>
+        <w:rPr>
+          <w:rFonts w:ascii="Calibri" w:eastAsia="Calibri" w:hAnsi="Calibri" w:cs="Times New Roman"/>
+          <w:lang w:eastAsia="es-CO"/>
+          <w14:ligatures w14:val="none"/>
+        </w:rPr>
+        <w:t>Definir las prioridades del sistema: dependiendo del tipo de aplicación, se priorizan dos de las tres propiedades del teorema CAP. Entre ella se encuentran:</w:t>
+      </w:r>
+    </w:p>
+    <w:p>
+      <w:pPr>
+        <w:pStyle w:val="Prrafodelista"/>
+        <w:numPr>
+          <w:ilvl w:val="0"/>
+          <w:numId w:val="54"/>
+        </w:numPr>
+        <w:rPr>
+          <w:rFonts w:ascii="Calibri" w:eastAsia="Calibri" w:hAnsi="Calibri" w:cs="Times New Roman"/>
+          <w:lang w:eastAsia="es-CO"/>
+          <w14:ligatures w14:val="none"/>
+        </w:rPr>
+      </w:pPr>
+      <w:r>
+        <w:rPr>
+          <w:rFonts w:ascii="Calibri" w:eastAsia="Calibri" w:hAnsi="Calibri" w:cs="Times New Roman"/>
+          <w:lang w:eastAsia="es-CO"/>
+          <w14:ligatures w14:val="none"/>
+        </w:rPr>
+        <w:t>Consistencia y tolerancia a particiones (CP).</w:t>
+      </w:r>
+    </w:p>
+    <w:p>
+      <w:pPr>
+        <w:pStyle w:val="Prrafodelista"/>
+        <w:numPr>
+          <w:ilvl w:val="0"/>
+          <w:numId w:val="54"/>
+        </w:numPr>
+        <w:rPr>
+          <w:rFonts w:ascii="Calibri" w:eastAsia="Calibri" w:hAnsi="Calibri" w:cs="Times New Roman"/>
+          <w:lang w:eastAsia="es-CO"/>
+          <w14:ligatures w14:val="none"/>
+        </w:rPr>
+      </w:pPr>
+      <w:r>
+        <w:rPr>
+          <w:rFonts w:ascii="Calibri" w:eastAsia="Calibri" w:hAnsi="Calibri" w:cs="Times New Roman"/>
+          <w:lang w:eastAsia="es-CO"/>
+          <w14:ligatures w14:val="none"/>
+        </w:rPr>
+        <w:t>Disponibilidad y tolerancia a particiones (AP).</w:t>
+      </w:r>
     </w:p>
     <w:p>
       <w:pPr>
@@ -22621,81 +22439,6 @@
           <w:lang w:eastAsia="es-CO"/>
           <w14:ligatures w14:val="none"/>
         </w:rPr>
-        <w:t>Definir las prioridades del sistema: dependiendo del tipo de aplicación, se priorizan dos de las tres propiedades del teorema CAP. Entre ella se encuentran:</w:t>
-      </w:r>
-    </w:p>
-    <w:p>
-      <w:pPr>
-        <w:pStyle w:val="Prrafodelista"/>
-        <w:numPr>
-          <w:ilvl w:val="0"/>
-          <w:numId w:val="54"/>
-        </w:numPr>
-        <w:rPr>
-          <w:rFonts w:ascii="Calibri" w:eastAsia="Calibri" w:hAnsi="Calibri" w:cs="Times New Roman"/>
-          <w:lang w:eastAsia="es-CO"/>
-          <w14:ligatures w14:val="none"/>
-        </w:rPr>
-      </w:pPr>
-      <w:r>
-        <w:rPr>
-          <w:rFonts w:ascii="Calibri" w:eastAsia="Calibri" w:hAnsi="Calibri" w:cs="Times New Roman"/>
-          <w:lang w:eastAsia="es-CO"/>
-          <w14:ligatures w14:val="none"/>
-        </w:rPr>
-        <w:t>Consistencia y tolerancia a particiones (CP).</w:t>
-      </w:r>
-    </w:p>
-    <w:p>
-      <w:pPr>
-        <w:pStyle w:val="Prrafodelista"/>
-        <w:numPr>
-          <w:ilvl w:val="0"/>
-          <w:numId w:val="54"/>
-        </w:numPr>
-        <w:rPr>
-          <w:rFonts w:ascii="Calibri" w:eastAsia="Calibri" w:hAnsi="Calibri" w:cs="Times New Roman"/>
-          <w:lang w:eastAsia="es-CO"/>
-          <w14:ligatures w14:val="none"/>
-        </w:rPr>
-      </w:pPr>
-      <w:r>
-        <w:rPr>
-          <w:rFonts w:ascii="Calibri" w:eastAsia="Calibri" w:hAnsi="Calibri" w:cs="Times New Roman"/>
-          <w:lang w:eastAsia="es-CO"/>
-          <w14:ligatures w14:val="none"/>
-        </w:rPr>
-        <w:t>Disponibilidad y tolerancia a particiones (AP).</w:t>
-      </w:r>
-    </w:p>
-    <w:p>
-      <w:pPr>
-        <w:rPr>
-          <w:rFonts w:ascii="Calibri" w:eastAsia="Calibri" w:hAnsi="Calibri" w:cs="Times New Roman"/>
-          <w:lang w:eastAsia="es-CO"/>
-          <w14:ligatures w14:val="none"/>
-        </w:rPr>
-      </w:pPr>
-    </w:p>
-    <w:p>
-      <w:pPr>
-        <w:pStyle w:val="Prrafodelista"/>
-        <w:numPr>
-          <w:ilvl w:val="0"/>
-          <w:numId w:val="53"/>
-        </w:numPr>
-        <w:rPr>
-          <w:rFonts w:ascii="Calibri" w:eastAsia="Calibri" w:hAnsi="Calibri" w:cs="Times New Roman"/>
-          <w:lang w:eastAsia="es-CO"/>
-          <w14:ligatures w14:val="none"/>
-        </w:rPr>
-      </w:pPr>
-      <w:r>
-        <w:rPr>
-          <w:rFonts w:ascii="Calibri" w:eastAsia="Calibri" w:hAnsi="Calibri" w:cs="Times New Roman"/>
-          <w:lang w:eastAsia="es-CO"/>
-          <w14:ligatures w14:val="none"/>
-        </w:rPr>
         <w:t>Seleccionar la tecnología adecuada: a partir de estas decisiones se eligen las bases de datos o arquitecturas que mejor se adapten a los requerimientos del sistema.</w:t>
       </w:r>
     </w:p>
@@ -22715,17 +22458,6 @@
         </w:rPr>
         <w:t>De esta manera, el Teorema CAP se convierte en una herramienta conceptual para comprender el comportamiento de los sistemas distribuidos y orientar el diseño de infraestructuras de datos modernas.</w:t>
       </w:r>
-      <w:bookmarkStart w:id="38" w:name="_GoBack"/>
-      <w:bookmarkEnd w:id="38"/>
-    </w:p>
-    <w:p>
-      <w:pPr>
-        <w:rPr>
-          <w:rFonts w:ascii="Calibri" w:eastAsia="Calibri" w:hAnsi="Calibri" w:cs="Times New Roman"/>
-          <w:lang w:eastAsia="es-CO"/>
-          <w14:ligatures w14:val="none"/>
-        </w:rPr>
-      </w:pPr>
     </w:p>
     <w:p>
       <w:pPr>
@@ -22748,7 +22480,6 @@
     <w:p>
       <w:pPr>
         <w:pStyle w:val="Titulosgenerales"/>
-        <w:ind w:left="-360"/>
         <w:rPr>
           <w:u w:val="single"/>
         </w:rPr>
@@ -24301,6 +24032,7 @@
         <w:docPartUnique/>
       </w:docPartObj>
     </w:sdtPr>
+    <w:sdtEndPr/>
     <w:sdtContent>
       <w:p>
         <w:pPr>
@@ -29007,7 +28739,7 @@
   <w:abstractNum w:abstractNumId="44" w15:restartNumberingAfterBreak="0">
     <w:nsid w:val="74414012"/>
     <w:multiLevelType w:val="hybridMultilevel"/>
-    <w:tmpl w:val="ECCAA928"/>
+    <w:tmpl w:val="A33A5572"/>
     <w:lvl w:ilvl="0" w:tplc="240A0001">
       <w:start w:val="1"/>
       <w:numFmt w:val="bullet"/>
@@ -29020,7 +28752,7 @@
         <w:rFonts w:ascii="Symbol" w:hAnsi="Symbol" w:hint="default"/>
       </w:rPr>
     </w:lvl>
-    <w:lvl w:ilvl="1" w:tplc="240A0003" w:tentative="1">
+    <w:lvl w:ilvl="1" w:tplc="240A0003">
       <w:start w:val="1"/>
       <w:numFmt w:val="bullet"/>
       <w:lvlText w:val="o"/>
@@ -32071,26 +31803,6 @@
 </file>
 
 <file path=customXml/item1.xml><?xml version="1.0" encoding="utf-8"?>
-<?mso-contentType ?>
-<FormTemplates xmlns="http://schemas.microsoft.com/sharepoint/v3/contenttype/forms">
-  <Display>DocumentLibraryForm</Display>
-  <Edit>DocumentLibraryForm</Edit>
-  <New>DocumentLibraryForm</New>
-</FormTemplates>
-</file>
-
-<file path=customXml/item2.xml><?xml version="1.0" encoding="utf-8"?>
-<p:properties xmlns:p="http://schemas.microsoft.com/office/2006/metadata/properties" xmlns:xsi="http://www.w3.org/2001/XMLSchema-instance" xmlns:pc="http://schemas.microsoft.com/office/infopath/2007/PartnerControls">
-  <documentManagement>
-    <TaxCatchAll xmlns="13c90a0b-73bc-4dc0-be5f-28d77b615beb" xsi:nil="true"/>
-    <lcf76f155ced4ddcb4097134ff3c332f xmlns="13c93bba-48ce-428c-bfe5-88b42c19b028">
-      <Terms xmlns="http://schemas.microsoft.com/office/infopath/2007/PartnerControls"/>
-    </lcf76f155ced4ddcb4097134ff3c332f>
-  </documentManagement>
-</p:properties>
-</file>
-
-<file path=customXml/item3.xml><?xml version="1.0" encoding="utf-8"?>
 <ct:contentTypeSchema xmlns:ct="http://schemas.microsoft.com/office/2006/metadata/contentType" xmlns:ma="http://schemas.microsoft.com/office/2006/metadata/properties/metaAttributes" ct:_="" ma:_="" ma:contentTypeName="Documento" ma:contentTypeID="0x0101006A81D6BD42E8DF4C91013959704817E1" ma:contentTypeVersion="15" ma:contentTypeDescription="Crear nuevo documento." ma:contentTypeScope="" ma:versionID="bf4f72ffd194f0963ff564daca6869f7">
   <xsd:schema xmlns:xsd="http://www.w3.org/2001/XMLSchema" xmlns:xs="http://www.w3.org/2001/XMLSchema" xmlns:p="http://schemas.microsoft.com/office/2006/metadata/properties" xmlns:ns2="13c90a0b-73bc-4dc0-be5f-28d77b615beb" xmlns:ns3="13c93bba-48ce-428c-bfe5-88b42c19b028" targetNamespace="http://schemas.microsoft.com/office/2006/metadata/properties" ma:root="true" ma:fieldsID="8718d6f4873a5b1392a45044efa78385" ns2:_="" ns3:_="">
     <xsd:import namespace="13c90a0b-73bc-4dc0-be5f-28d77b615beb"/>
@@ -32325,30 +32037,31 @@
 </ct:contentTypeSchema>
 </file>
 
+<file path=customXml/item2.xml><?xml version="1.0" encoding="utf-8"?>
+<?mso-contentType ?>
+<FormTemplates xmlns="http://schemas.microsoft.com/sharepoint/v3/contenttype/forms">
+  <Display>DocumentLibraryForm</Display>
+  <Edit>DocumentLibraryForm</Edit>
+  <New>DocumentLibraryForm</New>
+</FormTemplates>
+</file>
+
+<file path=customXml/item3.xml><?xml version="1.0" encoding="utf-8"?>
+<p:properties xmlns:p="http://schemas.microsoft.com/office/2006/metadata/properties" xmlns:xsi="http://www.w3.org/2001/XMLSchema-instance" xmlns:pc="http://schemas.microsoft.com/office/infopath/2007/PartnerControls">
+  <documentManagement>
+    <TaxCatchAll xmlns="13c90a0b-73bc-4dc0-be5f-28d77b615beb" xsi:nil="true"/>
+    <lcf76f155ced4ddcb4097134ff3c332f xmlns="13c93bba-48ce-428c-bfe5-88b42c19b028">
+      <Terms xmlns="http://schemas.microsoft.com/office/infopath/2007/PartnerControls"/>
+    </lcf76f155ced4ddcb4097134ff3c332f>
+  </documentManagement>
+</p:properties>
+</file>
+
 <file path=customXml/item4.xml><?xml version="1.0" encoding="utf-8"?>
 <b:Sources xmlns:b="http://schemas.openxmlformats.org/officeDocument/2006/bibliography" xmlns="http://schemas.openxmlformats.org/officeDocument/2006/bibliography" SelectedStyle="\APASixthEditionOfficeOnline.xsl" StyleName="APA" Version="6"/>
 </file>
 
 <file path=customXml/itemProps1.xml><?xml version="1.0" encoding="utf-8"?>
-<ds:datastoreItem xmlns:ds="http://schemas.openxmlformats.org/officeDocument/2006/customXml" ds:itemID="{10663269-2064-4804-8290-36D4A57F5557}">
-  <ds:schemaRefs>
-    <ds:schemaRef ds:uri="http://schemas.microsoft.com/sharepoint/v3/contenttype/forms"/>
-  </ds:schemaRefs>
-</ds:datastoreItem>
-</file>
-
-<file path=customXml/itemProps2.xml><?xml version="1.0" encoding="utf-8"?>
-<ds:datastoreItem xmlns:ds="http://schemas.openxmlformats.org/officeDocument/2006/customXml" ds:itemID="{1279454D-02BE-4A9C-A117-DCD1573E2608}">
-  <ds:schemaRefs>
-    <ds:schemaRef ds:uri="http://schemas.microsoft.com/office/2006/metadata/properties"/>
-    <ds:schemaRef ds:uri="http://schemas.microsoft.com/office/infopath/2007/PartnerControls"/>
-    <ds:schemaRef ds:uri="13c90a0b-73bc-4dc0-be5f-28d77b615beb"/>
-    <ds:schemaRef ds:uri="13c93bba-48ce-428c-bfe5-88b42c19b028"/>
-  </ds:schemaRefs>
-</ds:datastoreItem>
-</file>
-
-<file path=customXml/itemProps3.xml><?xml version="1.0" encoding="utf-8"?>
 <ds:datastoreItem xmlns:ds="http://schemas.openxmlformats.org/officeDocument/2006/customXml" ds:itemID="{59065960-E0CA-4804-83B5-320CBCDCC160}">
   <ds:schemaRefs>
     <ds:schemaRef ds:uri="http://schemas.microsoft.com/office/2006/metadata/contentType"/>
@@ -32367,8 +32080,27 @@
 </ds:datastoreItem>
 </file>
 
+<file path=customXml/itemProps2.xml><?xml version="1.0" encoding="utf-8"?>
+<ds:datastoreItem xmlns:ds="http://schemas.openxmlformats.org/officeDocument/2006/customXml" ds:itemID="{10663269-2064-4804-8290-36D4A57F5557}">
+  <ds:schemaRefs>
+    <ds:schemaRef ds:uri="http://schemas.microsoft.com/sharepoint/v3/contenttype/forms"/>
+  </ds:schemaRefs>
+</ds:datastoreItem>
+</file>
+
+<file path=customXml/itemProps3.xml><?xml version="1.0" encoding="utf-8"?>
+<ds:datastoreItem xmlns:ds="http://schemas.openxmlformats.org/officeDocument/2006/customXml" ds:itemID="{1279454D-02BE-4A9C-A117-DCD1573E2608}">
+  <ds:schemaRefs>
+    <ds:schemaRef ds:uri="http://schemas.microsoft.com/office/2006/metadata/properties"/>
+    <ds:schemaRef ds:uri="http://schemas.microsoft.com/office/infopath/2007/PartnerControls"/>
+    <ds:schemaRef ds:uri="13c90a0b-73bc-4dc0-be5f-28d77b615beb"/>
+    <ds:schemaRef ds:uri="13c93bba-48ce-428c-bfe5-88b42c19b028"/>
+  </ds:schemaRefs>
+</ds:datastoreItem>
+</file>
+
 <file path=customXml/itemProps4.xml><?xml version="1.0" encoding="utf-8"?>
-<ds:datastoreItem xmlns:ds="http://schemas.openxmlformats.org/officeDocument/2006/customXml" ds:itemID="{2BA0CC7A-1584-49E1-84BE-F070162D5197}">
+<ds:datastoreItem xmlns:ds="http://schemas.openxmlformats.org/officeDocument/2006/customXml" ds:itemID="{32DC1EA7-FD99-4D2D-A4F1-E9939D6426BF}">
   <ds:schemaRefs>
     <ds:schemaRef ds:uri="http://schemas.openxmlformats.org/officeDocument/2006/bibliography"/>
   </ds:schemaRefs>

--- a/fuentes/228145_CF03_DU.docx
+++ b/fuentes/228145_CF03_DU.docx
@@ -205,7 +205,7 @@
               </wp:anchor>
             </w:drawing>
           </mc:Choice>
-          <mc:Fallback xmlns:w16sdtdh="http://schemas.microsoft.com/office/word/2020/wordml/sdtdatahash" xmlns:w16="http://schemas.microsoft.com/office/word/2018/wordml" xmlns:w16cex="http://schemas.microsoft.com/office/word/2018/wordml/cex" xmlns:oel="http://schemas.microsoft.com/office/2019/extlst">
+          <mc:Fallback xmlns:oel="http://schemas.microsoft.com/office/2019/extlst" xmlns:w16cex="http://schemas.microsoft.com/office/word/2018/wordml/cex" xmlns:w16="http://schemas.microsoft.com/office/word/2018/wordml" xmlns:w16sdtdh="http://schemas.microsoft.com/office/word/2020/wordml/sdtdatahash">
             <w:pict>
               <v:rect w14:anchorId="4C256C62" id="Rectángulo 3" o:spid="_x0000_s1026" alt="&quot;&quot;" style="position:absolute;margin-left:-55.95pt;margin-top:26.4pt;width:613.85pt;height:164.25pt;z-index:-251655168;visibility:visible;mso-wrap-style:square;mso-height-percent:0;mso-wrap-distance-left:9pt;mso-wrap-distance-top:0;mso-wrap-distance-right:9pt;mso-wrap-distance-bottom:0;mso-position-horizontal:absolute;mso-position-horizontal-relative:text;mso-position-vertical:absolute;mso-position-vertical-relative:text;mso-height-percent:0;mso-height-relative:margin;v-text-anchor:middle" o:gfxdata="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" fillcolor="#00314d" stroked="f" strokeweight="1pt"/>
             </w:pict>
@@ -548,7 +548,6 @@
           <w:docPartUnique/>
         </w:docPartObj>
       </w:sdtPr>
-      <w:sdtEndPr/>
       <w:sdtContent>
         <w:p>
           <w:pPr>
@@ -12120,6 +12119,15 @@
       <w:r>
         <w:rPr>
           <w:rFonts w:ascii="Calibri" w:eastAsia="Calibri" w:hAnsi="Calibri" w:cs="Times New Roman"/>
+          <w:b/>
+          <w:lang w:eastAsia="es-CO"/>
+          <w14:ligatures w14:val="none"/>
+        </w:rPr>
+        <w:t>s</w:t>
+      </w:r>
+      <w:r>
+        <w:rPr>
+          <w:rFonts w:ascii="Calibri" w:eastAsia="Calibri" w:hAnsi="Calibri" w:cs="Times New Roman"/>
           <w:lang w:eastAsia="es-CO"/>
           <w14:ligatures w14:val="none"/>
         </w:rPr>
@@ -13027,6 +13035,14 @@
           <w:lang w:eastAsia="es-CO"/>
           <w14:ligatures w14:val="none"/>
         </w:rPr>
+        <w:t xml:space="preserve">cuando </w:t>
+      </w:r>
+      <w:r>
+        <w:rPr>
+          <w:rFonts w:ascii="Calibri" w:eastAsia="Calibri" w:hAnsi="Calibri" w:cs="Times New Roman"/>
+          <w:lang w:eastAsia="es-CO"/>
+          <w14:ligatures w14:val="none"/>
+        </w:rPr>
         <w:t>está</w:t>
       </w:r>
       <w:r>
@@ -13154,7 +13170,12 @@
             </w:r>
             <w:proofErr w:type="spellStart"/>
             <w:r>
-              <w:t>nombre_usuario</w:t>
+              <w:t>nom</w:t>
+            </w:r>
+            <w:bookmarkStart w:id="13" w:name="_GoBack"/>
+            <w:bookmarkEnd w:id="13"/>
+            <w:r>
+              <w:t>bre_usuario</w:t>
             </w:r>
             <w:proofErr w:type="spellEnd"/>
             <w:r>
@@ -13660,7 +13681,7 @@
           <w:rFonts w:eastAsia="Calibri"/>
         </w:rPr>
       </w:pPr>
-      <w:bookmarkStart w:id="13" w:name="_Toc230282740"/>
+      <w:bookmarkStart w:id="14" w:name="_Toc230282740"/>
       <w:r>
         <w:rPr>
           <w:rFonts w:eastAsia="Calibri"/>
@@ -13668,7 +13689,7 @@
         <w:lastRenderedPageBreak/>
         <w:t>Interpretación y estructura del modelo relacional</w:t>
       </w:r>
-      <w:bookmarkEnd w:id="13"/>
+      <w:bookmarkEnd w:id="14"/>
     </w:p>
     <w:p>
       <w:pPr>
@@ -13751,11 +13772,11 @@
       <w:pPr>
         <w:pStyle w:val="Ttulo2"/>
       </w:pPr>
-      <w:bookmarkStart w:id="14" w:name="_Toc230282741"/>
+      <w:bookmarkStart w:id="15" w:name="_Toc230282741"/>
       <w:r>
         <w:t>Entidades, atributos y relaciones</w:t>
       </w:r>
-      <w:bookmarkEnd w:id="14"/>
+      <w:bookmarkEnd w:id="15"/>
     </w:p>
     <w:p>
       <w:pPr>
@@ -13864,11 +13885,11 @@
       <w:pPr>
         <w:pStyle w:val="Ttulo2"/>
       </w:pPr>
-      <w:bookmarkStart w:id="15" w:name="_Toc230282742"/>
+      <w:bookmarkStart w:id="16" w:name="_Toc230282742"/>
       <w:r>
         <w:t>Llaves primarias y foráneas</w:t>
       </w:r>
-      <w:bookmarkEnd w:id="15"/>
+      <w:bookmarkEnd w:id="16"/>
     </w:p>
     <w:p>
       <w:pPr>
@@ -14218,17 +14239,7 @@
           <w:lang w:eastAsia="es-CO"/>
           <w14:ligatures w14:val="none"/>
         </w:rPr>
-        <w:t>El uso de estas llaves permite mantener la relación entre las tablas y fac</w:t>
-      </w:r>
-      <w:bookmarkStart w:id="16" w:name="_GoBack"/>
-      <w:bookmarkEnd w:id="16"/>
-      <w:r>
-        <w:rPr>
-          <w:rFonts w:ascii="Calibri" w:eastAsia="Calibri" w:hAnsi="Calibri" w:cs="Times New Roman"/>
-          <w:lang w:eastAsia="es-CO"/>
-          <w14:ligatures w14:val="none"/>
-        </w:rPr>
-        <w:t>ilita la consulta, actualización y organización de la información dentro de una base de datos relacional. Para comprender mejor cómo funcionan las llaves primarias y foráneas dentro de un modelo relacional, a continuación, se presenta un ejemplo sencillo.</w:t>
+        <w:t>El uso de estas llaves permite mantener la relación entre las tablas y facilita la consulta, actualización y organización de la información dentro de una base de datos relacional. Para comprender mejor cómo funcionan las llaves primarias y foráneas dentro de un modelo relacional, a continuación, se presenta un ejemplo sencillo.</w:t>
       </w:r>
     </w:p>
     <w:p>
@@ -24032,7 +24043,6 @@
         <w:docPartUnique/>
       </w:docPartObj>
     </w:sdtPr>
-    <w:sdtEndPr/>
     <w:sdtContent>
       <w:p>
         <w:pPr>
@@ -31803,6 +31813,15 @@
 </file>
 
 <file path=customXml/item1.xml><?xml version="1.0" encoding="utf-8"?>
+<?mso-contentType ?>
+<FormTemplates xmlns="http://schemas.microsoft.com/sharepoint/v3/contenttype/forms">
+  <Display>DocumentLibraryForm</Display>
+  <Edit>DocumentLibraryForm</Edit>
+  <New>DocumentLibraryForm</New>
+</FormTemplates>
+</file>
+
+<file path=customXml/item2.xml><?xml version="1.0" encoding="utf-8"?>
 <ct:contentTypeSchema xmlns:ct="http://schemas.microsoft.com/office/2006/metadata/contentType" xmlns:ma="http://schemas.microsoft.com/office/2006/metadata/properties/metaAttributes" ct:_="" ma:_="" ma:contentTypeName="Documento" ma:contentTypeID="0x0101006A81D6BD42E8DF4C91013959704817E1" ma:contentTypeVersion="15" ma:contentTypeDescription="Crear nuevo documento." ma:contentTypeScope="" ma:versionID="bf4f72ffd194f0963ff564daca6869f7">
   <xsd:schema xmlns:xsd="http://www.w3.org/2001/XMLSchema" xmlns:xs="http://www.w3.org/2001/XMLSchema" xmlns:p="http://schemas.microsoft.com/office/2006/metadata/properties" xmlns:ns2="13c90a0b-73bc-4dc0-be5f-28d77b615beb" xmlns:ns3="13c93bba-48ce-428c-bfe5-88b42c19b028" targetNamespace="http://schemas.microsoft.com/office/2006/metadata/properties" ma:root="true" ma:fieldsID="8718d6f4873a5b1392a45044efa78385" ns2:_="" ns3:_="">
     <xsd:import namespace="13c90a0b-73bc-4dc0-be5f-28d77b615beb"/>
@@ -32037,15 +32056,6 @@
 </ct:contentTypeSchema>
 </file>
 
-<file path=customXml/item2.xml><?xml version="1.0" encoding="utf-8"?>
-<?mso-contentType ?>
-<FormTemplates xmlns="http://schemas.microsoft.com/sharepoint/v3/contenttype/forms">
-  <Display>DocumentLibraryForm</Display>
-  <Edit>DocumentLibraryForm</Edit>
-  <New>DocumentLibraryForm</New>
-</FormTemplates>
-</file>
-
 <file path=customXml/item3.xml><?xml version="1.0" encoding="utf-8"?>
 <p:properties xmlns:p="http://schemas.microsoft.com/office/2006/metadata/properties" xmlns:xsi="http://www.w3.org/2001/XMLSchema-instance" xmlns:pc="http://schemas.microsoft.com/office/infopath/2007/PartnerControls">
   <documentManagement>
@@ -32062,6 +32072,14 @@
 </file>
 
 <file path=customXml/itemProps1.xml><?xml version="1.0" encoding="utf-8"?>
+<ds:datastoreItem xmlns:ds="http://schemas.openxmlformats.org/officeDocument/2006/customXml" ds:itemID="{10663269-2064-4804-8290-36D4A57F5557}">
+  <ds:schemaRefs>
+    <ds:schemaRef ds:uri="http://schemas.microsoft.com/sharepoint/v3/contenttype/forms"/>
+  </ds:schemaRefs>
+</ds:datastoreItem>
+</file>
+
+<file path=customXml/itemProps2.xml><?xml version="1.0" encoding="utf-8"?>
 <ds:datastoreItem xmlns:ds="http://schemas.openxmlformats.org/officeDocument/2006/customXml" ds:itemID="{59065960-E0CA-4804-83B5-320CBCDCC160}">
   <ds:schemaRefs>
     <ds:schemaRef ds:uri="http://schemas.microsoft.com/office/2006/metadata/contentType"/>
@@ -32080,14 +32098,6 @@
 </ds:datastoreItem>
 </file>
 
-<file path=customXml/itemProps2.xml><?xml version="1.0" encoding="utf-8"?>
-<ds:datastoreItem xmlns:ds="http://schemas.openxmlformats.org/officeDocument/2006/customXml" ds:itemID="{10663269-2064-4804-8290-36D4A57F5557}">
-  <ds:schemaRefs>
-    <ds:schemaRef ds:uri="http://schemas.microsoft.com/sharepoint/v3/contenttype/forms"/>
-  </ds:schemaRefs>
-</ds:datastoreItem>
-</file>
-
 <file path=customXml/itemProps3.xml><?xml version="1.0" encoding="utf-8"?>
 <ds:datastoreItem xmlns:ds="http://schemas.openxmlformats.org/officeDocument/2006/customXml" ds:itemID="{1279454D-02BE-4A9C-A117-DCD1573E2608}">
   <ds:schemaRefs>
@@ -32100,7 +32110,7 @@
 </file>
 
 <file path=customXml/itemProps4.xml><?xml version="1.0" encoding="utf-8"?>
-<ds:datastoreItem xmlns:ds="http://schemas.openxmlformats.org/officeDocument/2006/customXml" ds:itemID="{32DC1EA7-FD99-4D2D-A4F1-E9939D6426BF}">
+<ds:datastoreItem xmlns:ds="http://schemas.openxmlformats.org/officeDocument/2006/customXml" ds:itemID="{277B3CE0-BEBA-4C1E-8713-77DCDF51EB96}">
   <ds:schemaRefs>
     <ds:schemaRef ds:uri="http://schemas.openxmlformats.org/officeDocument/2006/bibliography"/>
   </ds:schemaRefs>
